--- a/Project_Docs_D7/README_QuickStart.docx
+++ b/Project_Docs_D7/README_QuickStart.docx
@@ -2,15 +2,14 @@
 <file path=word/document.xml><?xml version="1.0" encoding="utf-8"?>
 <w:document xmlns:w="http://schemas.openxmlformats.org/wordprocessingml/2006/main" xmlns:m="http://schemas.openxmlformats.org/officeDocument/2006/math" xmlns:r="http://schemas.openxmlformats.org/officeDocument/2006/relationships" xmlns:o="urn:schemas-microsoft-com:office:office" xmlns:v="urn:schemas-microsoft-com:vml" xmlns:w10="urn:schemas-microsoft-com:office:word" xmlns:a="http://schemas.openxmlformats.org/drawingml/2006/main" xmlns:pic="http://schemas.openxmlformats.org/drawingml/2006/picture" xmlns:wp="http://schemas.openxmlformats.org/drawingml/2006/wordprocessingDrawing">
   <w:body>
+    <w:bookmarkStart w:id="34" w:name="omnilore-scheduler--d7-quick-start"/>
     <w:p>
       <w:pPr>
         <w:pStyle w:val="Heading1"/>
       </w:pPr>
-      <w:bookmarkStart w:id="20" w:name="omnilore-scheduler--d7-quick-start"/>
       <w:r>
         <w:t xml:space="preserve">Omnilore Scheduler — D7 Quick Start</w:t>
       </w:r>
-      <w:bookmarkEnd w:id="20"/>
     </w:p>
     <w:p>
       <w:pPr>
@@ -19,6 +18,7 @@
       <w:r>
         <w:rPr>
           <w:b/>
+          <w:bCs/>
         </w:rPr>
         <w:t xml:space="preserve">Project:</w:t>
       </w:r>
@@ -34,6 +34,7 @@
       <w:r>
         <w:rPr>
           <w:b/>
+          <w:bCs/>
         </w:rPr>
         <w:t xml:space="preserve">Team:</w:t>
       </w:r>
@@ -49,6 +50,7 @@
       <w:r>
         <w:rPr>
           <w:b/>
+          <w:bCs/>
         </w:rPr>
         <w:t xml:space="preserve">Stakeholder:</w:t>
       </w:r>
@@ -64,6 +66,7 @@
       <w:r>
         <w:rPr>
           <w:b/>
+          <w:bCs/>
         </w:rPr>
         <w:t xml:space="preserve">Status date:</w:t>
       </w:r>
@@ -79,13 +82,14 @@
       <w:r>
         <w:rPr>
           <w:b/>
+          <w:bCs/>
         </w:rPr>
         <w:t xml:space="preserve">Live URL:</w:t>
       </w:r>
       <w:r>
         <w:t xml:space="preserve"> </w:t>
       </w:r>
-      <w:hyperlink r:id="rId21">
+      <w:hyperlink r:id="rId9">
         <w:r>
           <w:rPr>
             <w:rStyle w:val="Hyperlink"/>
@@ -99,13 +103,14 @@
       <w:r>
         <w:rPr>
           <w:b/>
+          <w:bCs/>
         </w:rPr>
         <w:t xml:space="preserve">Repository:</w:t>
       </w:r>
       <w:r>
         <w:t xml:space="preserve"> </w:t>
       </w:r>
-      <w:hyperlink r:id="rId22">
+      <w:hyperlink r:id="rId10">
         <w:r>
           <w:rPr>
             <w:rStyle w:val="Hyperlink"/>
@@ -119,6 +124,7 @@
       <w:r>
         <w:rPr>
           <w:b/>
+          <w:bCs/>
         </w:rPr>
         <w:t xml:space="preserve">Final tag (target):</w:t>
       </w:r>
@@ -138,15 +144,14 @@
         <w:t xml:space="preserve">(created after stakeholder sign-off)</w:t>
       </w:r>
     </w:p>
+    <w:bookmarkStart w:id="11" w:name="purpose"/>
     <w:p>
       <w:pPr>
         <w:pStyle w:val="Heading2"/>
       </w:pPr>
-      <w:bookmarkStart w:id="23" w:name="purpose"/>
       <w:r>
         <w:t xml:space="preserve">Purpose</w:t>
       </w:r>
-      <w:bookmarkEnd w:id="23"/>
     </w:p>
     <w:p>
       <w:pPr>
@@ -161,6 +166,7 @@
       <w:r>
         <w:rPr>
           <w:b/>
+          <w:bCs/>
         </w:rPr>
         <w:t xml:space="preserve">course offerings file</w:t>
       </w:r>
@@ -176,6 +182,7 @@
       <w:r>
         <w:rPr>
           <w:b/>
+          <w:bCs/>
         </w:rPr>
         <w:t xml:space="preserve">member preferences file</w:t>
       </w:r>
@@ -186,15 +193,15 @@
         <w:t xml:space="preserve">— into a complete term schedule: dropped/split classes, time-slot assignments, coordinator assignments, and four export artifacts (early roster, final roster, mail-merge, unmet wants). Team 34's 2026 contribution migrated the previous desktop-only Flutter app into a browser-deployable web application, fixed two stakeholder-reported defects (Co-Coordinator and Show Splits), added save/load of intermediate state, and stood up automated AWS deployment.</w:t>
       </w:r>
     </w:p>
+    <w:bookmarkEnd w:id="11"/>
+    <w:bookmarkStart w:id="12" w:name="stack-one-line"/>
     <w:p>
       <w:pPr>
         <w:pStyle w:val="Heading2"/>
       </w:pPr>
-      <w:bookmarkStart w:id="24" w:name="stack-one-line"/>
       <w:r>
         <w:t xml:space="preserve">Stack (one line)</w:t>
       </w:r>
-      <w:bookmarkEnd w:id="24"/>
     </w:p>
     <w:p>
       <w:pPr>
@@ -243,15 +250,15 @@
         <w:t xml:space="preserve">.</w:t>
       </w:r>
     </w:p>
+    <w:bookmarkEnd w:id="12"/>
+    <w:bookmarkStart w:id="13" w:name="X67372bc8ba49a5eddef8061c7f85458396e686f"/>
     <w:p>
       <w:pPr>
         <w:pStyle w:val="Heading2"/>
       </w:pPr>
-      <w:bookmarkStart w:id="25" w:name="X67372bc8ba49a5eddef8061c7f85458396e686f"/>
       <w:r>
         <w:t xml:space="preserve">5-Step Local Run</w:t>
       </w:r>
-      <w:bookmarkEnd w:id="25"/>
     </w:p>
     <w:p>
       <w:pPr>
@@ -423,7 +430,19 @@
         <w:rPr>
           <w:rStyle w:val="NormalTok"/>
         </w:rPr>
-        <w:t xml:space="preserve"> run -d chrome</w:t>
+        <w:t xml:space="preserve"> run </w:t>
+      </w:r>
+      <w:r>
+        <w:rPr>
+          <w:rStyle w:val="AttributeTok"/>
+        </w:rPr>
+        <w:t xml:space="preserve">-d</w:t>
+      </w:r>
+      <w:r>
+        <w:rPr>
+          <w:rStyle w:val="NormalTok"/>
+        </w:rPr>
+        <w:t xml:space="preserve"> chrome</w:t>
       </w:r>
     </w:p>
     <w:p>
@@ -464,15 +483,15 @@
         <w:t xml:space="preserve">(267 people).</w:t>
       </w:r>
     </w:p>
+    <w:bookmarkEnd w:id="13"/>
+    <w:bookmarkStart w:id="14" w:name="X6047fc98c4f143690c840f9577af13d4b458be8"/>
     <w:p>
       <w:pPr>
         <w:pStyle w:val="Heading2"/>
       </w:pPr>
-      <w:bookmarkStart w:id="26" w:name="X6047fc98c4f143690c840f9577af13d4b458be8"/>
       <w:r>
         <w:t xml:space="preserve">5-Step Deploy</w:t>
       </w:r>
-      <w:bookmarkEnd w:id="26"/>
     </w:p>
     <w:p>
       <w:pPr>
@@ -611,42 +630,35 @@
         <w:t xml:space="preserve">#    → assign coordinators → export all four files → Save As → reload → Load.</w:t>
       </w:r>
     </w:p>
+    <w:bookmarkEnd w:id="14"/>
+    <w:bookmarkStart w:id="30" w:name="document-map"/>
     <w:p>
       <w:pPr>
         <w:pStyle w:val="Heading2"/>
       </w:pPr>
-      <w:bookmarkStart w:id="27" w:name="document-map"/>
       <w:r>
         <w:t xml:space="preserve">Document Map</w:t>
       </w:r>
-      <w:bookmarkEnd w:id="27"/>
     </w:p>
     <w:tbl>
       <w:tblPr>
         <w:tblStyle w:val="Table"/>
-        <w:tblW w:type="pct" w:w="0.0"/>
-        <w:tblLook w:firstRow="1"/>
+        <w:tblW w:type="auto" w:w="0"/>
+        <w:tblLook w:firstRow="1" w:lastRow="0" w:firstColumn="0" w:lastColumn="0" w:noHBand="0" w:noVBand="0" w:val="0020"/>
       </w:tblPr>
       <w:tblGrid>
-        <w:gridCol w:w="4680"/>
-        <w:gridCol w:w="4680"/>
+        <w:gridCol w:w="3960"/>
+        <w:gridCol w:w="3960"/>
       </w:tblGrid>
-      <w:tblGrid/>
       <w:tr>
         <w:trPr>
-          <w:cnfStyle w:firstRow="1"/>
+          <w:tblHeader w:val="on"/>
         </w:trPr>
         <w:tc>
-          <w:tcPr>
-            <w:tcBorders>
-              <w:bottom w:val="single"/>
-            </w:tcBorders>
-            <w:vAlign w:val="bottom"/>
-          </w:tcPr>
-          <w:p>
-            <w:pPr>
-              <w:pStyle w:val="Compact"/>
-              <w:jc w:val="left"/>
+          <w:tcPr/>
+          <w:p>
+            <w:pPr>
+              <w:pStyle w:val="Compact"/>
             </w:pPr>
             <w:r>
               <w:t xml:space="preserve">Document</w:t>
@@ -654,16 +666,10 @@
           </w:p>
         </w:tc>
         <w:tc>
-          <w:tcPr>
-            <w:tcBorders>
-              <w:bottom w:val="single"/>
-            </w:tcBorders>
-            <w:vAlign w:val="bottom"/>
-          </w:tcPr>
-          <w:p>
-            <w:pPr>
-              <w:pStyle w:val="Compact"/>
-              <w:jc w:val="left"/>
+          <w:tcPr/>
+          <w:p>
+            <w:pPr>
+              <w:pStyle w:val="Compact"/>
             </w:pPr>
             <w:r>
               <w:t xml:space="preserve">What it covers</w:t>
@@ -673,12 +679,12 @@
       </w:tr>
       <w:tr>
         <w:tc>
-          <w:p>
-            <w:pPr>
-              <w:pStyle w:val="Compact"/>
-              <w:jc w:val="left"/>
-            </w:pPr>
-            <w:hyperlink r:id="rId28">
+          <w:tcPr/>
+          <w:p>
+            <w:pPr>
+              <w:pStyle w:val="Compact"/>
+            </w:pPr>
+            <w:hyperlink r:id="rId15">
               <w:r>
                 <w:rPr>
                   <w:rStyle w:val="VerbatimChar"/>
@@ -689,10 +695,10 @@
           </w:p>
         </w:tc>
         <w:tc>
-          <w:p>
-            <w:pPr>
-              <w:pStyle w:val="Compact"/>
-              <w:jc w:val="left"/>
+          <w:tcPr/>
+          <w:p>
+            <w:pPr>
+              <w:pStyle w:val="Compact"/>
             </w:pPr>
             <w:r>
               <w:t xml:space="preserve">This page.</w:t>
@@ -702,12 +708,12 @@
       </w:tr>
       <w:tr>
         <w:tc>
-          <w:p>
-            <w:pPr>
-              <w:pStyle w:val="Compact"/>
-              <w:jc w:val="left"/>
-            </w:pPr>
-            <w:hyperlink r:id="rId29">
+          <w:tcPr/>
+          <w:p>
+            <w:pPr>
+              <w:pStyle w:val="Compact"/>
+            </w:pPr>
+            <w:hyperlink r:id="rId16">
               <w:r>
                 <w:rPr>
                   <w:rStyle w:val="VerbatimChar"/>
@@ -718,10 +724,10 @@
           </w:p>
         </w:tc>
         <w:tc>
-          <w:p>
-            <w:pPr>
-              <w:pStyle w:val="Compact"/>
-              <w:jc w:val="left"/>
+          <w:tcPr/>
+          <w:p>
+            <w:pPr>
+              <w:pStyle w:val="Compact"/>
             </w:pPr>
             <w:r>
               <w:t xml:space="preserve">Names of the seven GitHub Actions secrets needed for deploy.</w:t>
@@ -731,12 +737,12 @@
       </w:tr>
       <w:tr>
         <w:tc>
-          <w:p>
-            <w:pPr>
-              <w:pStyle w:val="Compact"/>
-              <w:jc w:val="left"/>
-            </w:pPr>
-            <w:hyperlink r:id="rId30">
+          <w:tcPr/>
+          <w:p>
+            <w:pPr>
+              <w:pStyle w:val="Compact"/>
+            </w:pPr>
+            <w:hyperlink r:id="rId17">
               <w:r>
                 <w:rPr>
                   <w:rStyle w:val="VerbatimChar"/>
@@ -747,10 +753,10 @@
           </w:p>
         </w:tc>
         <w:tc>
-          <w:p>
-            <w:pPr>
-              <w:pStyle w:val="Compact"/>
-              <w:jc w:val="left"/>
+          <w:tcPr/>
+          <w:p>
+            <w:pPr>
+              <w:pStyle w:val="Compact"/>
             </w:pPr>
             <w:r>
               <w:t xml:space="preserve">Problem, audience, features, architecture/data-flow diagrams, design choices, limits.</w:t>
@@ -760,12 +766,12 @@
       </w:tr>
       <w:tr>
         <w:tc>
-          <w:p>
-            <w:pPr>
-              <w:pStyle w:val="Compact"/>
-              <w:jc w:val="left"/>
-            </w:pPr>
-            <w:hyperlink r:id="rId31">
+          <w:tcPr/>
+          <w:p>
+            <w:pPr>
+              <w:pStyle w:val="Compact"/>
+            </w:pPr>
+            <w:hyperlink r:id="rId18">
               <w:r>
                 <w:rPr>
                   <w:rStyle w:val="VerbatimChar"/>
@@ -776,10 +782,10 @@
           </w:p>
         </w:tc>
         <w:tc>
-          <w:p>
-            <w:pPr>
-              <w:pStyle w:val="Compact"/>
-              <w:jc w:val="left"/>
+          <w:tcPr/>
+          <w:p>
+            <w:pPr>
+              <w:pStyle w:val="Compact"/>
             </w:pPr>
             <w:r>
               <w:t xml:space="preserve">Prereqs, env vars, local run, build, CI, deploy walkthrough, smoke test, rollback.</w:t>
@@ -789,12 +795,12 @@
       </w:tr>
       <w:tr>
         <w:tc>
-          <w:p>
-            <w:pPr>
-              <w:pStyle w:val="Compact"/>
-              <w:jc w:val="left"/>
-            </w:pPr>
-            <w:hyperlink r:id="rId32">
+          <w:tcPr/>
+          <w:p>
+            <w:pPr>
+              <w:pStyle w:val="Compact"/>
+            </w:pPr>
+            <w:hyperlink r:id="rId19">
               <w:r>
                 <w:rPr>
                   <w:rStyle w:val="VerbatimChar"/>
@@ -805,10 +811,10 @@
           </w:p>
         </w:tc>
         <w:tc>
-          <w:p>
-            <w:pPr>
-              <w:pStyle w:val="Compact"/>
-              <w:jc w:val="left"/>
+          <w:tcPr/>
+          <w:p>
+            <w:pPr>
+              <w:pStyle w:val="Compact"/>
             </w:pPr>
             <w:r>
               <w:t xml:space="preserve">Monitoring, common incidents, backup/restore, key rotation, scaling, expirations.</w:t>
@@ -818,12 +824,12 @@
       </w:tr>
       <w:tr>
         <w:tc>
-          <w:p>
-            <w:pPr>
-              <w:pStyle w:val="Compact"/>
-              <w:jc w:val="left"/>
-            </w:pPr>
-            <w:hyperlink r:id="rId33">
+          <w:tcPr/>
+          <w:p>
+            <w:pPr>
+              <w:pStyle w:val="Compact"/>
+            </w:pPr>
+            <w:hyperlink r:id="rId20">
               <w:r>
                 <w:rPr>
                   <w:rStyle w:val="VerbatimChar"/>
@@ -834,10 +840,10 @@
           </w:p>
         </w:tc>
         <w:tc>
-          <w:p>
-            <w:pPr>
-              <w:pStyle w:val="Compact"/>
-              <w:jc w:val="left"/>
+          <w:tcPr/>
+          <w:p>
+            <w:pPr>
+              <w:pStyle w:val="Compact"/>
             </w:pPr>
             <w:r>
               <w:t xml:space="preserve">Input/output file formats, scheduler-state grammar, time-slot index map, localStorage keys, public Dart surface.</w:t>
@@ -847,12 +853,12 @@
       </w:tr>
       <w:tr>
         <w:tc>
-          <w:p>
-            <w:pPr>
-              <w:pStyle w:val="Compact"/>
-              <w:jc w:val="left"/>
-            </w:pPr>
-            <w:hyperlink r:id="rId34">
+          <w:tcPr/>
+          <w:p>
+            <w:pPr>
+              <w:pStyle w:val="Compact"/>
+            </w:pPr>
+            <w:hyperlink r:id="rId21">
               <w:r>
                 <w:rPr>
                   <w:rStyle w:val="VerbatimChar"/>
@@ -863,10 +869,10 @@
           </w:p>
         </w:tc>
         <w:tc>
-          <w:p>
-            <w:pPr>
-              <w:pStyle w:val="Compact"/>
-              <w:jc w:val="left"/>
+          <w:tcPr/>
+          <w:p>
+            <w:pPr>
+              <w:pStyle w:val="Compact"/>
             </w:pPr>
             <w:r>
               <w:t xml:space="preserve">What's tested (21 test files, 90 passing tests on the latest D7 verification run), how to run, manual QA script, known gaps.</w:t>
@@ -876,12 +882,12 @@
       </w:tr>
       <w:tr>
         <w:tc>
-          <w:p>
-            <w:pPr>
-              <w:pStyle w:val="Compact"/>
-              <w:jc w:val="left"/>
-            </w:pPr>
-            <w:hyperlink r:id="rId35">
+          <w:tcPr/>
+          <w:p>
+            <w:pPr>
+              <w:pStyle w:val="Compact"/>
+            </w:pPr>
+            <w:hyperlink r:id="rId22">
               <w:r>
                 <w:rPr>
                   <w:rStyle w:val="VerbatimChar"/>
@@ -892,10 +898,10 @@
           </w:p>
         </w:tc>
         <w:tc>
-          <w:p>
-            <w:pPr>
-              <w:pStyle w:val="Compact"/>
-              <w:jc w:val="left"/>
+          <w:tcPr/>
+          <w:p>
+            <w:pPr>
+              <w:pStyle w:val="Compact"/>
             </w:pPr>
             <w:r>
               <w:t xml:space="preserve">Threat model, secrets handling, PII in exports, a11y/UX recommendations.</w:t>
@@ -905,12 +911,12 @@
       </w:tr>
       <w:tr>
         <w:tc>
-          <w:p>
-            <w:pPr>
-              <w:pStyle w:val="Compact"/>
-              <w:jc w:val="left"/>
-            </w:pPr>
-            <w:hyperlink r:id="rId36">
+          <w:tcPr/>
+          <w:p>
+            <w:pPr>
+              <w:pStyle w:val="Compact"/>
+            </w:pPr>
+            <w:hyperlink r:id="rId23">
               <w:r>
                 <w:rPr>
                   <w:rStyle w:val="VerbatimChar"/>
@@ -921,10 +927,10 @@
           </w:p>
         </w:tc>
         <w:tc>
-          <w:p>
-            <w:pPr>
-              <w:pStyle w:val="Compact"/>
-              <w:jc w:val="left"/>
+          <w:tcPr/>
+          <w:p>
+            <w:pPr>
+              <w:pStyle w:val="Compact"/>
             </w:pPr>
             <w:r>
               <w:t xml:space="preserve">Prioritized backlog (P0 handoff → P3 a11y), known issues.</w:t>
@@ -934,12 +940,12 @@
       </w:tr>
       <w:tr>
         <w:tc>
-          <w:p>
-            <w:pPr>
-              <w:pStyle w:val="Compact"/>
-              <w:jc w:val="left"/>
-            </w:pPr>
-            <w:hyperlink r:id="rId37">
+          <w:tcPr/>
+          <w:p>
+            <w:pPr>
+              <w:pStyle w:val="Compact"/>
+            </w:pPr>
+            <w:hyperlink r:id="rId24">
               <w:r>
                 <w:rPr>
                   <w:rStyle w:val="VerbatimChar"/>
@@ -950,10 +956,10 @@
           </w:p>
         </w:tc>
         <w:tc>
-          <w:p>
-            <w:pPr>
-              <w:pStyle w:val="Compact"/>
-              <w:jc w:val="left"/>
+          <w:tcPr/>
+          <w:p>
+            <w:pPr>
+              <w:pStyle w:val="Compact"/>
             </w:pPr>
             <w:r>
               <w:t xml:space="preserve">D1–D7 history, semantic-version-style entries, tagging.</w:t>
@@ -963,12 +969,12 @@
       </w:tr>
       <w:tr>
         <w:tc>
-          <w:p>
-            <w:pPr>
-              <w:pStyle w:val="Compact"/>
-              <w:jc w:val="left"/>
-            </w:pPr>
-            <w:hyperlink r:id="rId38">
+          <w:tcPr/>
+          <w:p>
+            <w:pPr>
+              <w:pStyle w:val="Compact"/>
+            </w:pPr>
+            <w:hyperlink r:id="rId25">
               <w:r>
                 <w:rPr>
                   <w:rStyle w:val="VerbatimChar"/>
@@ -979,10 +985,10 @@
           </w:p>
         </w:tc>
         <w:tc>
-          <w:p>
-            <w:pPr>
-              <w:pStyle w:val="Compact"/>
-              <w:jc w:val="left"/>
+          <w:tcPr/>
+          <w:p>
+            <w:pPr>
+              <w:pStyle w:val="Compact"/>
             </w:pPr>
             <w:r>
               <w:t xml:space="preserve">Shot-by-shot voiceover script, recording checklist, post-production notes.</w:t>
@@ -992,12 +998,12 @@
       </w:tr>
       <w:tr>
         <w:tc>
-          <w:p>
-            <w:pPr>
-              <w:pStyle w:val="Compact"/>
-              <w:jc w:val="left"/>
-            </w:pPr>
-            <w:hyperlink r:id="rId39">
+          <w:tcPr/>
+          <w:p>
+            <w:pPr>
+              <w:pStyle w:val="Compact"/>
+            </w:pPr>
+            <w:hyperlink r:id="rId26">
               <w:r>
                 <w:rPr>
                   <w:rStyle w:val="VerbatimChar"/>
@@ -1008,10 +1014,10 @@
           </w:p>
         </w:tc>
         <w:tc>
-          <w:p>
-            <w:pPr>
-              <w:pStyle w:val="Compact"/>
-              <w:jc w:val="left"/>
+          <w:tcPr/>
+          <w:p>
+            <w:pPr>
+              <w:pStyle w:val="Compact"/>
             </w:pPr>
             <w:r>
               <w:t xml:space="preserve">Sign-off worksheet + dated verification log.</w:t>
@@ -1021,12 +1027,12 @@
       </w:tr>
       <w:tr>
         <w:tc>
-          <w:p>
-            <w:pPr>
-              <w:pStyle w:val="Compact"/>
-              <w:jc w:val="left"/>
-            </w:pPr>
-            <w:hyperlink r:id="rId40">
+          <w:tcPr/>
+          <w:p>
+            <w:pPr>
+              <w:pStyle w:val="Compact"/>
+            </w:pPr>
+            <w:hyperlink r:id="rId27">
               <w:r>
                 <w:rPr>
                   <w:rStyle w:val="VerbatimChar"/>
@@ -1037,10 +1043,10 @@
           </w:p>
         </w:tc>
         <w:tc>
-          <w:p>
-            <w:pPr>
-              <w:pStyle w:val="Compact"/>
-              <w:jc w:val="left"/>
+          <w:tcPr/>
+          <w:p>
+            <w:pPr>
+              <w:pStyle w:val="Compact"/>
             </w:pPr>
             <w:r>
               <w:t xml:space="preserve">Everything that ships in the Brightspace ZIP.</w:t>
@@ -1050,12 +1056,12 @@
       </w:tr>
       <w:tr>
         <w:tc>
-          <w:p>
-            <w:pPr>
-              <w:pStyle w:val="Compact"/>
-              <w:jc w:val="left"/>
-            </w:pPr>
-            <w:hyperlink r:id="rId41">
+          <w:tcPr/>
+          <w:p>
+            <w:pPr>
+              <w:pStyle w:val="Compact"/>
+            </w:pPr>
+            <w:hyperlink r:id="rId28">
               <w:r>
                 <w:rPr>
                   <w:rStyle w:val="VerbatimChar"/>
@@ -1066,10 +1072,10 @@
           </w:p>
         </w:tc>
         <w:tc>
-          <w:p>
-            <w:pPr>
-              <w:pStyle w:val="Compact"/>
-              <w:jc w:val="left"/>
+          <w:tcPr/>
+          <w:p>
+            <w:pPr>
+              <w:pStyle w:val="Compact"/>
             </w:pPr>
             <w:r>
               <w:t xml:space="preserve">Cover note template for the handoff email.</w:t>
@@ -1079,12 +1085,12 @@
       </w:tr>
       <w:tr>
         <w:tc>
-          <w:p>
-            <w:pPr>
-              <w:pStyle w:val="Compact"/>
-              <w:jc w:val="left"/>
-            </w:pPr>
-            <w:hyperlink r:id="rId42">
+          <w:tcPr/>
+          <w:p>
+            <w:pPr>
+              <w:pStyle w:val="Compact"/>
+            </w:pPr>
+            <w:hyperlink r:id="rId29">
               <w:r>
                 <w:rPr>
                   <w:rStyle w:val="VerbatimChar"/>
@@ -1095,10 +1101,10 @@
           </w:p>
         </w:tc>
         <w:tc>
-          <w:p>
-            <w:pPr>
-              <w:pStyle w:val="Compact"/>
-              <w:jc w:val="left"/>
+          <w:tcPr/>
+          <w:p>
+            <w:pPr>
+              <w:pStyle w:val="Compact"/>
             </w:pPr>
             <w:r>
               <w:t xml:space="preserve">Architecture, data-flow, and state-machine diagrams (PNG + SVG).</w:t>
@@ -1107,15 +1113,15 @@
         </w:tc>
       </w:tr>
     </w:tbl>
+    <w:bookmarkEnd w:id="30"/>
+    <w:bookmarkStart w:id="31" w:name="demo-video"/>
     <w:p>
       <w:pPr>
         <w:pStyle w:val="Heading2"/>
       </w:pPr>
-      <w:bookmarkStart w:id="43" w:name="demo-video"/>
       <w:r>
         <w:t xml:space="preserve">Demo Video</w:t>
       </w:r>
-      <w:bookmarkEnd w:id="43"/>
     </w:p>
     <w:p>
       <w:pPr>
@@ -1157,7 +1163,7 @@
       <w:r>
         <w:t xml:space="preserve"> </w:t>
       </w:r>
-      <w:hyperlink r:id="rId38">
+      <w:hyperlink r:id="rId25">
         <w:r>
           <w:rPr>
             <w:rStyle w:val="VerbatimChar"/>
@@ -1169,42 +1175,35 @@
         <w:t xml:space="preserve">. Length target: 6 minutes (within the 4–8-minute spec).</w:t>
       </w:r>
     </w:p>
+    <w:bookmarkEnd w:id="31"/>
+    <w:bookmarkStart w:id="32" w:name="where-things-live"/>
     <w:p>
       <w:pPr>
         <w:pStyle w:val="Heading2"/>
       </w:pPr>
-      <w:bookmarkStart w:id="44" w:name="where-things-live"/>
       <w:r>
         <w:t xml:space="preserve">Where things live</w:t>
       </w:r>
-      <w:bookmarkEnd w:id="44"/>
     </w:p>
     <w:tbl>
       <w:tblPr>
         <w:tblStyle w:val="Table"/>
-        <w:tblW w:type="pct" w:w="0.0"/>
-        <w:tblLook w:firstRow="1"/>
+        <w:tblW w:type="auto" w:w="0"/>
+        <w:tblLook w:firstRow="1" w:lastRow="0" w:firstColumn="0" w:lastColumn="0" w:noHBand="0" w:noVBand="0" w:val="0020"/>
       </w:tblPr>
       <w:tblGrid>
-        <w:gridCol w:w="4680"/>
-        <w:gridCol w:w="4680"/>
+        <w:gridCol w:w="3960"/>
+        <w:gridCol w:w="3960"/>
       </w:tblGrid>
-      <w:tblGrid/>
       <w:tr>
         <w:trPr>
-          <w:cnfStyle w:firstRow="1"/>
+          <w:tblHeader w:val="on"/>
         </w:trPr>
         <w:tc>
-          <w:tcPr>
-            <w:tcBorders>
-              <w:bottom w:val="single"/>
-            </w:tcBorders>
-            <w:vAlign w:val="bottom"/>
-          </w:tcPr>
-          <w:p>
-            <w:pPr>
-              <w:pStyle w:val="Compact"/>
-              <w:jc w:val="left"/>
+          <w:tcPr/>
+          <w:p>
+            <w:pPr>
+              <w:pStyle w:val="Compact"/>
             </w:pPr>
             <w:r>
               <w:t xml:space="preserve">You want to…</w:t>
@@ -1212,16 +1211,10 @@
           </w:p>
         </w:tc>
         <w:tc>
-          <w:tcPr>
-            <w:tcBorders>
-              <w:bottom w:val="single"/>
-            </w:tcBorders>
-            <w:vAlign w:val="bottom"/>
-          </w:tcPr>
-          <w:p>
-            <w:pPr>
-              <w:pStyle w:val="Compact"/>
-              <w:jc w:val="left"/>
+          <w:tcPr/>
+          <w:p>
+            <w:pPr>
+              <w:pStyle w:val="Compact"/>
             </w:pPr>
             <w:r>
               <w:t xml:space="preserve">Look at</w:t>
@@ -1231,10 +1224,10 @@
       </w:tr>
       <w:tr>
         <w:tc>
-          <w:p>
-            <w:pPr>
-              <w:pStyle w:val="Compact"/>
-              <w:jc w:val="left"/>
+          <w:tcPr/>
+          <w:p>
+            <w:pPr>
+              <w:pStyle w:val="Compact"/>
             </w:pPr>
             <w:r>
               <w:t xml:space="preserve">Run the app</w:t>
@@ -1242,10 +1235,10 @@
           </w:p>
         </w:tc>
         <w:tc>
-          <w:p>
-            <w:pPr>
-              <w:pStyle w:val="Compact"/>
-              <w:jc w:val="left"/>
+          <w:tcPr/>
+          <w:p>
+            <w:pPr>
+              <w:pStyle w:val="Compact"/>
             </w:pPr>
             <w:r>
               <w:rPr>
@@ -1273,10 +1266,10 @@
       </w:tr>
       <w:tr>
         <w:tc>
-          <w:p>
-            <w:pPr>
-              <w:pStyle w:val="Compact"/>
-              <w:jc w:val="left"/>
+          <w:tcPr/>
+          <w:p>
+            <w:pPr>
+              <w:pStyle w:val="Compact"/>
             </w:pPr>
             <w:r>
               <w:t xml:space="preserve">Understand the pipeline</w:t>
@@ -1284,10 +1277,10 @@
           </w:p>
         </w:tc>
         <w:tc>
-          <w:p>
-            <w:pPr>
-              <w:pStyle w:val="Compact"/>
-              <w:jc w:val="left"/>
+          <w:tcPr/>
+          <w:p>
+            <w:pPr>
+              <w:pStyle w:val="Compact"/>
             </w:pPr>
             <w:r>
               <w:rPr>
@@ -1306,10 +1299,10 @@
       </w:tr>
       <w:tr>
         <w:tc>
-          <w:p>
-            <w:pPr>
-              <w:pStyle w:val="Compact"/>
-              <w:jc w:val="left"/>
+          <w:tcPr/>
+          <w:p>
+            <w:pPr>
+              <w:pStyle w:val="Compact"/>
             </w:pPr>
             <w:r>
               <w:t xml:space="preserve">Change splitting rules</w:t>
@@ -1317,10 +1310,10 @@
           </w:p>
         </w:tc>
         <w:tc>
-          <w:p>
-            <w:pPr>
-              <w:pStyle w:val="Compact"/>
-              <w:jc w:val="left"/>
+          <w:tcPr/>
+          <w:p>
+            <w:pPr>
+              <w:pStyle w:val="Compact"/>
             </w:pPr>
             <w:r>
               <w:rPr>
@@ -1339,10 +1332,10 @@
       </w:tr>
       <w:tr>
         <w:tc>
-          <w:p>
-            <w:pPr>
-              <w:pStyle w:val="Compact"/>
-              <w:jc w:val="left"/>
+          <w:tcPr/>
+          <w:p>
+            <w:pPr>
+              <w:pStyle w:val="Compact"/>
             </w:pPr>
             <w:r>
               <w:t xml:space="preserve">Change drop / class-size rules</w:t>
@@ -1350,10 +1343,10 @@
           </w:p>
         </w:tc>
         <w:tc>
-          <w:p>
-            <w:pPr>
-              <w:pStyle w:val="Compact"/>
-              <w:jc w:val="left"/>
+          <w:tcPr/>
+          <w:p>
+            <w:pPr>
+              <w:pStyle w:val="Compact"/>
             </w:pPr>
             <w:r>
               <w:rPr>
@@ -1366,10 +1359,10 @@
       </w:tr>
       <w:tr>
         <w:tc>
-          <w:p>
-            <w:pPr>
-              <w:pStyle w:val="Compact"/>
-              <w:jc w:val="left"/>
+          <w:tcPr/>
+          <w:p>
+            <w:pPr>
+              <w:pStyle w:val="Compact"/>
             </w:pPr>
             <w:r>
               <w:t xml:space="preserve">Add a new export</w:t>
@@ -1377,10 +1370,10 @@
           </w:p>
         </w:tc>
         <w:tc>
-          <w:p>
-            <w:pPr>
-              <w:pStyle w:val="Compact"/>
-              <w:jc w:val="left"/>
+          <w:tcPr/>
+          <w:p>
+            <w:pPr>
+              <w:pStyle w:val="Compact"/>
             </w:pPr>
             <w:r>
               <w:rPr>
@@ -1417,10 +1410,10 @@
       </w:tr>
       <w:tr>
         <w:tc>
-          <w:p>
-            <w:pPr>
-              <w:pStyle w:val="Compact"/>
-              <w:jc w:val="left"/>
+          <w:tcPr/>
+          <w:p>
+            <w:pPr>
+              <w:pStyle w:val="Compact"/>
             </w:pPr>
             <w:r>
               <w:t xml:space="preserve">Add a web-only API safely</w:t>
@@ -1428,10 +1421,10 @@
           </w:p>
         </w:tc>
         <w:tc>
-          <w:p>
-            <w:pPr>
-              <w:pStyle w:val="Compact"/>
-              <w:jc w:val="left"/>
+          <w:tcPr/>
+          <w:p>
+            <w:pPr>
+              <w:pStyle w:val="Compact"/>
             </w:pPr>
             <w:r>
               <w:t xml:space="preserve">Use the</w:t>
@@ -1504,10 +1497,10 @@
       </w:tr>
       <w:tr>
         <w:tc>
-          <w:p>
-            <w:pPr>
-              <w:pStyle w:val="Compact"/>
-              <w:jc w:val="left"/>
+          <w:tcPr/>
+          <w:p>
+            <w:pPr>
+              <w:pStyle w:val="Compact"/>
             </w:pPr>
             <w:r>
               <w:t xml:space="preserve">See real test inputs</w:t>
@@ -1515,10 +1508,10 @@
           </w:p>
         </w:tc>
         <w:tc>
-          <w:p>
-            <w:pPr>
-              <w:pStyle w:val="Compact"/>
-              <w:jc w:val="left"/>
+          <w:tcPr/>
+          <w:p>
+            <w:pPr>
+              <w:pStyle w:val="Compact"/>
             </w:pPr>
             <w:r>
               <w:rPr>
@@ -1543,10 +1536,10 @@
       </w:tr>
       <w:tr>
         <w:tc>
-          <w:p>
-            <w:pPr>
-              <w:pStyle w:val="Compact"/>
-              <w:jc w:val="left"/>
+          <w:tcPr/>
+          <w:p>
+            <w:pPr>
+              <w:pStyle w:val="Compact"/>
             </w:pPr>
             <w:r>
               <w:t xml:space="preserve">Read the deploy wiring</w:t>
@@ -1554,10 +1547,10 @@
           </w:p>
         </w:tc>
         <w:tc>
-          <w:p>
-            <w:pPr>
-              <w:pStyle w:val="Compact"/>
-              <w:jc w:val="left"/>
+          <w:tcPr/>
+          <w:p>
+            <w:pPr>
+              <w:pStyle w:val="Compact"/>
             </w:pPr>
             <w:r>
               <w:rPr>
@@ -1569,11 +1562,12 @@
         </w:tc>
       </w:tr>
     </w:tbl>
+    <w:bookmarkEnd w:id="32"/>
+    <w:bookmarkStart w:id="33" w:name="Xd5263c33a07d0cde41ce7368bafacf3b9ee7937"/>
     <w:p>
       <w:pPr>
         <w:pStyle w:val="Heading2"/>
       </w:pPr>
-      <w:bookmarkStart w:id="45" w:name="Xd5263c33a07d0cde41ce7368bafacf3b9ee7937"/>
       <w:r>
         <w:t xml:space="preserve">What's</w:t>
       </w:r>
@@ -1583,6 +1577,7 @@
       <w:r>
         <w:rPr>
           <w:i/>
+          <w:iCs/>
         </w:rPr>
         <w:t xml:space="preserve">not</w:t>
       </w:r>
@@ -1592,7 +1587,6 @@
       <w:r>
         <w:t xml:space="preserve">in this repo (handed off separately)</w:t>
       </w:r>
-      <w:bookmarkEnd w:id="45"/>
     </w:p>
     <w:p>
       <w:pPr>
@@ -1604,7 +1598,7 @@
       <w:r>
         <w:t xml:space="preserve"> </w:t>
       </w:r>
-      <w:hyperlink r:id="rId32">
+      <w:hyperlink r:id="rId19">
         <w:r>
           <w:rPr>
             <w:rStyle w:val="VerbatimChar"/>
@@ -1619,7 +1613,13 @@
         <w:t xml:space="preserve">§Key Rotation for the rotation procedure.</w:t>
       </w:r>
     </w:p>
-    <w:sectPr/>
+    <w:bookmarkEnd w:id="33"/>
+    <w:bookmarkEnd w:id="34"/>
+    <w:sectPr>
+      <w:footnotePr>
+        <w:numRestart w:val="eachSect"/>
+      </w:footnotePr>
+    </w:sectPr>
   </w:body>
 </w:document>
 </file>
@@ -1650,17 +1650,14 @@
 <file path=word/numbering.xml><?xml version="1.0" encoding="utf-8"?>
 <w:numbering xmlns:w="http://schemas.openxmlformats.org/wordprocessingml/2006/main">
   <w:abstractNum w:abstractNumId="990">
-    <w:nsid w:val="2c1ae401"/>
+    <w:nsid w:val="0000A990"/>
     <w:multiLevelType w:val="multilevel"/>
     <w:lvl w:ilvl="0">
       <w:numFmt w:val="bullet"/>
       <w:lvlText w:val=" "/>
       <w:lvlJc w:val="left"/>
       <w:pPr>
-        <w:tabs>
-          <w:tab w:val="num" w:pos="0"/>
-        </w:tabs>
-        <w:ind w:left="480" w:hanging="480"/>
+        <w:ind w:left="720" w:hanging="360"/>
       </w:pPr>
     </w:lvl>
     <w:lvl w:ilvl="1">
@@ -1668,10 +1665,7 @@
       <w:lvlText w:val=" "/>
       <w:lvlJc w:val="left"/>
       <w:pPr>
-        <w:tabs>
-          <w:tab w:val="num" w:pos="720"/>
-        </w:tabs>
-        <w:ind w:left="1200" w:hanging="480"/>
+        <w:ind w:left="1440" w:hanging="360"/>
       </w:pPr>
     </w:lvl>
     <w:lvl w:ilvl="2">
@@ -1679,10 +1673,7 @@
       <w:lvlText w:val=" "/>
       <w:lvlJc w:val="left"/>
       <w:pPr>
-        <w:tabs>
-          <w:tab w:val="num" w:pos="1440"/>
-        </w:tabs>
-        <w:ind w:left="1920" w:hanging="480"/>
+        <w:ind w:left="2160" w:hanging="360"/>
       </w:pPr>
     </w:lvl>
     <w:lvl w:ilvl="3">
@@ -1690,10 +1681,7 @@
       <w:lvlText w:val=" "/>
       <w:lvlJc w:val="left"/>
       <w:pPr>
-        <w:tabs>
-          <w:tab w:val="num" w:pos="2160"/>
-        </w:tabs>
-        <w:ind w:left="2640" w:hanging="480"/>
+        <w:ind w:left="2880" w:hanging="360"/>
       </w:pPr>
     </w:lvl>
     <w:lvl w:ilvl="4">
@@ -1701,10 +1689,7 @@
       <w:lvlText w:val=" "/>
       <w:lvlJc w:val="left"/>
       <w:pPr>
-        <w:tabs>
-          <w:tab w:val="num" w:pos="2880"/>
-        </w:tabs>
-        <w:ind w:left="3360" w:hanging="480"/>
+        <w:ind w:left="3600" w:hanging="360"/>
       </w:pPr>
     </w:lvl>
     <w:lvl w:ilvl="5">
@@ -1712,10 +1697,7 @@
       <w:lvlText w:val=" "/>
       <w:lvlJc w:val="left"/>
       <w:pPr>
-        <w:tabs>
-          <w:tab w:val="num" w:pos="3600"/>
-        </w:tabs>
-        <w:ind w:left="4080" w:hanging="480"/>
+        <w:ind w:left="4320" w:hanging="360"/>
       </w:pPr>
     </w:lvl>
     <w:lvl w:ilvl="6">
@@ -1723,10 +1705,7 @@
       <w:lvlText w:val=" "/>
       <w:lvlJc w:val="left"/>
       <w:pPr>
-        <w:tabs>
-          <w:tab w:val="num" w:pos="4320"/>
-        </w:tabs>
-        <w:ind w:left="4800" w:hanging="480"/>
+        <w:ind w:left="5040" w:hanging="360"/>
       </w:pPr>
     </w:lvl>
     <w:lvl w:ilvl="7">
@@ -1734,10 +1713,7 @@
       <w:lvlText w:val=" "/>
       <w:lvlJc w:val="left"/>
       <w:pPr>
-        <w:tabs>
-          <w:tab w:val="num" w:pos="5040"/>
-        </w:tabs>
-        <w:ind w:left="5520" w:hanging="480"/>
+        <w:ind w:left="5760" w:hanging="360"/>
       </w:pPr>
     </w:lvl>
     <w:lvl w:ilvl="8">
@@ -1745,10 +1721,7 @@
       <w:lvlText w:val=" "/>
       <w:lvlJc w:val="left"/>
       <w:pPr>
-        <w:tabs>
-          <w:tab w:val="num" w:pos="5760"/>
-        </w:tabs>
-        <w:ind w:left="6240" w:hanging="480"/>
+        <w:ind w:left="6480" w:hanging="360"/>
       </w:pPr>
     </w:lvl>
   </w:abstractNum>
@@ -1763,10 +1736,10 @@
   <w:docDefaults>
     <w:rPrDefault>
       <w:rPr>
-        <w:rFonts w:asciiTheme="minorHAnsi" w:eastAsiaTheme="minorHAnsi" w:hAnsiTheme="minorHAnsi" w:cstheme="minorBidi"/>
+        <w:rFonts w:asciiTheme="minorHAnsi" w:cstheme="minorBidi" w:eastAsiaTheme="minorEastAsia" w:hAnsiTheme="minorHAnsi"/>
         <w:sz w:val="24"/>
         <w:szCs w:val="24"/>
-        <w:lang w:val="en-US" w:eastAsia="en-US" w:bidi="ar-SA"/>
+        <w:lang w:bidi="ar-SA" w:eastAsia="zh-CN" w:val="en-US"/>
       </w:rPr>
     </w:rPrDefault>
     <w:pPrDefault>
@@ -1775,91 +1748,145 @@
       </w:pPr>
     </w:pPrDefault>
   </w:docDefaults>
-  <w:latentStyles w:defLockedState="0" w:defUIPriority="0" w:defSemiHidden="0" w:defUnhideWhenUsed="0" w:defQFormat="0" w:count="276"/>
-  <w:style w:type="paragraph" w:default="1" w:styleId="Normal">
+  <w:latentStyles w:count="276" w:defLockedState="0" w:defQFormat="0" w:defSemiHidden="0" w:defUIPriority="0" w:defUnhideWhenUsed="0"/>
+  <w:style w:default="1" w:styleId="Normal" w:type="paragraph">
     <w:name w:val="Normal"/>
     <w:qFormat/>
   </w:style>
-  <w:style w:type="paragraph" w:styleId="BodyText">
+  <w:style w:styleId="BodyText" w:type="paragraph">
     <w:name w:val="Body Text"/>
     <w:basedOn w:val="Normal"/>
     <w:link w:val="BodyTextChar"/>
+    <w:qFormat/>
     <w:pPr>
-      <w:spacing w:before="180" w:after="180"/>
+      <w:spacing w:after="180" w:before="180"/>
     </w:pPr>
-    <w:qFormat/>
-  </w:style>
-  <w:style w:type="paragraph" w:customStyle="1" w:styleId="FirstParagraph">
+  </w:style>
+  <w:style w:customStyle="1" w:styleId="FirstParagraph" w:type="paragraph">
     <w:name w:val="First Paragraph"/>
     <w:basedOn w:val="BodyText"/>
     <w:next w:val="BodyText"/>
     <w:qFormat/>
   </w:style>
-  <w:style w:type="paragraph" w:customStyle="1" w:styleId="Compact">
+  <w:style w:customStyle="1" w:styleId="Compact" w:type="paragraph">
     <w:name w:val="Compact"/>
     <w:basedOn w:val="BodyText"/>
     <w:qFormat/>
     <w:pPr>
-      <w:spacing w:before="36" w:after="36"/>
+      <w:spacing w:after="36" w:before="36"/>
     </w:pPr>
   </w:style>
-  <w:style w:type="paragraph" w:styleId="Title">
+  <w:style w:styleId="Title" w:type="paragraph">
     <w:name w:val="Title"/>
     <w:basedOn w:val="Normal"/>
     <w:next w:val="BodyText"/>
+    <w:link w:val="TitleChar"/>
+    <w:uiPriority w:val="10"/>
     <w:qFormat/>
+    <w:rsid w:val="00A10FD9"/>
     <w:pPr>
-      <w:keepNext/>
-      <w:keepLines/>
-      <w:spacing w:before="480" w:after="240"/>
+      <w:spacing w:after="80" w:line="240" w:lineRule="auto"/>
+      <w:contextualSpacing/>
       <w:jc w:val="center"/>
     </w:pPr>
     <w:rPr>
-      <w:rFonts w:asciiTheme="majorHAnsi" w:eastAsiaTheme="majorEastAsia" w:hAnsiTheme="majorHAnsi" w:cstheme="majorBidi"/>
-      <w:b/>
-      <w:bCs/>
-      <w:color w:val="345A8A" w:themeColor="accent1" w:themeShade="B5"/>
-      <w:sz w:val="36"/>
-      <w:szCs w:val="36"/>
-    </w:rPr>
-  </w:style>
-  <w:style w:type="paragraph" w:styleId="Subtitle">
+      <w:rFonts w:asciiTheme="majorHAnsi" w:cstheme="majorBidi" w:eastAsiaTheme="majorEastAsia" w:hAnsiTheme="majorHAnsi"/>
+      <w:sz w:val="56"/>
+      <w:szCs w:val="56"/>
+    </w:rPr>
+  </w:style>
+  <w:style w:customStyle="1" w:styleId="TitleChar" w:type="character">
+    <w:name w:val="Title Char"/>
+    <w:basedOn w:val="DefaultParagraphFont"/>
+    <w:link w:val="Title"/>
+    <w:uiPriority w:val="10"/>
+    <w:rsid w:val="00A10FD9"/>
+    <w:rPr>
+      <w:rFonts w:asciiTheme="majorHAnsi" w:cstheme="majorBidi" w:eastAsiaTheme="majorEastAsia" w:hAnsiTheme="majorHAnsi"/>
+      <w:sz w:val="56"/>
+      <w:szCs w:val="56"/>
+    </w:rPr>
+  </w:style>
+  <w:style w:styleId="Subtitle" w:type="paragraph">
     <w:name w:val="Subtitle"/>
+    <w:basedOn w:val="Title"/>
+    <w:next w:val="BodyText"/>
+    <w:link w:val="SubtitleChar"/>
+    <w:uiPriority w:val="11"/>
+    <w:qFormat/>
+    <w:rsid w:val="00A10FD9"/>
+    <w:pPr>
+      <w:numPr>
+        <w:ilvl w:val="1"/>
+      </w:numPr>
+    </w:pPr>
+    <w:rPr>
+      <w:rFonts w:cstheme="majorBidi" w:eastAsiaTheme="majorEastAsia"/>
+      <w:spacing w:val="15"/>
+      <w:sz w:val="28"/>
+      <w:szCs w:val="28"/>
+    </w:rPr>
+  </w:style>
+  <w:style w:customStyle="1" w:styleId="SubtitleChar" w:type="character">
+    <w:name w:val="Subtitle Char"/>
+    <w:basedOn w:val="DefaultParagraphFont"/>
+    <w:link w:val="Subtitle"/>
+    <w:uiPriority w:val="11"/>
+    <w:rsid w:val="00A10FD9"/>
+    <w:rPr>
+      <w:rFonts w:cstheme="majorBidi" w:eastAsiaTheme="majorEastAsia"/>
+      <w:color w:themeColor="text1" w:themeTint="A6" w:val="595959"/>
+      <w:spacing w:val="15"/>
+      <w:sz w:val="28"/>
+      <w:szCs w:val="28"/>
+    </w:rPr>
+  </w:style>
+  <w:style w:customStyle="1" w:styleId="Author" w:type="paragraph">
+    <w:name w:val="Author"/>
     <w:basedOn w:val="Title"/>
     <w:next w:val="BodyText"/>
     <w:qFormat/>
     <w:pPr>
       <w:keepNext/>
       <w:keepLines/>
-      <w:spacing w:before="240" w:after="240"/>
-      <w:jc w:val="center"/>
     </w:pPr>
     <w:rPr>
-      <w:sz w:val="30"/>
-      <w:szCs w:val="30"/>
-    </w:rPr>
-  </w:style>
-  <w:style w:type="paragraph" w:customStyle="1" w:styleId="Author">
-    <w:name w:val="Author"/>
+      <w:sz w:val="24"/>
+      <w:szCs w:val="24"/>
+    </w:rPr>
+  </w:style>
+  <w:style w:styleId="Date" w:type="paragraph">
+    <w:name w:val="Date"/>
+    <w:basedOn w:val="Title"/>
     <w:next w:val="BodyText"/>
     <w:qFormat/>
     <w:pPr>
       <w:keepNext/>
       <w:keepLines/>
-      <w:jc w:val="center"/>
     </w:pPr>
-  </w:style>
-  <w:style w:type="paragraph" w:styleId="Date">
-    <w:name w:val="Date"/>
-    <w:next w:val="BodyText"/>
+    <w:rPr>
+      <w:sz w:val="24"/>
+      <w:szCs w:val="24"/>
+    </w:rPr>
+  </w:style>
+  <w:style w:customStyle="1" w:styleId="AbstractTitle" w:type="paragraph">
+    <w:name w:val="Abstract Title"/>
+    <w:basedOn w:val="Normal"/>
+    <w:next w:val="Abstract"/>
     <w:qFormat/>
     <w:pPr>
       <w:keepNext/>
       <w:keepLines/>
+      <w:spacing w:after="0" w:before="300"/>
       <w:jc w:val="center"/>
     </w:pPr>
-  </w:style>
-  <w:style w:type="paragraph" w:customStyle="1" w:styleId="Abstract">
+    <w:rPr>
+      <w:b/>
+      <w:sz w:val="20"/>
+      <w:szCs w:val="20"/>
+    </w:rPr>
+  </w:style>
+  <w:style w:customStyle="1" w:styleId="Abstract" w:type="paragraph">
     <w:name w:val="Abstract"/>
     <w:basedOn w:val="Normal"/>
     <w:next w:val="BodyText"/>
@@ -1867,14 +1894,14 @@
     <w:pPr>
       <w:keepNext/>
       <w:keepLines/>
-      <w:spacing w:before="300" w:after="300"/>
+      <w:spacing w:after="300" w:before="100"/>
     </w:pPr>
     <w:rPr>
       <w:sz w:val="20"/>
       <w:szCs w:val="20"/>
     </w:rPr>
   </w:style>
-  <w:style w:type="paragraph" w:styleId="Bibliography">
+  <w:style w:styleId="Bibliography" w:type="paragraph">
     <w:name w:val="Bibliography"/>
     <w:basedOn w:val="Normal"/>
     <w:next w:val="Bibliography"/>
@@ -1882,195 +1909,325 @@
     <w:pPr/>
     <w:rPr/>
   </w:style>
-  <w:style w:type="paragraph" w:styleId="Heading1">
-    <w:name w:val="Heading 1"/>
+  <w:style w:styleId="Heading1" w:type="paragraph">
+    <w:name w:val="heading 1"/>
     <w:basedOn w:val="Normal"/>
     <w:next w:val="BodyText"/>
+    <w:link w:val="Heading1Char"/>
     <w:uiPriority w:val="9"/>
     <w:qFormat/>
+    <w:rsid w:val="00A10FD9"/>
     <w:pPr>
       <w:keepNext/>
       <w:keepLines/>
-      <w:spacing w:before="480" w:after="0"/>
+      <w:spacing w:after="80" w:before="360"/>
       <w:outlineLvl w:val="0"/>
     </w:pPr>
     <w:rPr>
-      <w:rFonts w:asciiTheme="majorHAnsi" w:eastAsiaTheme="majorEastAsia" w:hAnsiTheme="majorHAnsi" w:cstheme="majorBidi"/>
-      <w:b/>
-      <w:bCs/>
-      <w:color w:val="4F81BD" w:themeColor="accent1"/>
-      <w:sz w:val="32"/>
-      <w:szCs w:val="32"/>
-    </w:rPr>
-  </w:style>
-  <w:style w:type="paragraph" w:styleId="Heading2">
-    <w:name w:val="Heading 2"/>
+      <w:rFonts w:asciiTheme="majorHAnsi" w:cstheme="majorBidi" w:eastAsiaTheme="majorEastAsia" w:hAnsiTheme="majorHAnsi"/>
+      <w:color w:themeColor="accent1" w:themeShade="BF" w:val="0F4761"/>
+      <w:sz w:val="40"/>
+      <w:szCs w:val="40"/>
+    </w:rPr>
+  </w:style>
+  <w:style w:styleId="Heading2" w:type="paragraph">
+    <w:name w:val="heading 2"/>
     <w:basedOn w:val="Normal"/>
     <w:next w:val="BodyText"/>
+    <w:link w:val="Heading2Char"/>
     <w:uiPriority w:val="9"/>
+    <w:semiHidden/>
     <w:unhideWhenUsed/>
     <w:qFormat/>
+    <w:rsid w:val="00A10FD9"/>
     <w:pPr>
       <w:keepNext/>
       <w:keepLines/>
-      <w:spacing w:before="200" w:after="0"/>
+      <w:spacing w:after="80" w:before="160"/>
       <w:outlineLvl w:val="1"/>
     </w:pPr>
     <w:rPr>
-      <w:rFonts w:asciiTheme="majorHAnsi" w:eastAsiaTheme="majorEastAsia" w:hAnsiTheme="majorHAnsi" w:cstheme="majorBidi"/>
-      <w:b/>
-      <w:bCs/>
-      <w:color w:val="4F81BD" w:themeColor="accent1"/>
-      <w:sz w:val="28"/>
-      <w:szCs w:val="28"/>
-    </w:rPr>
-  </w:style>
-  <w:style w:type="paragraph" w:styleId="Heading3">
-    <w:name w:val="Heading 3"/>
+      <w:rFonts w:asciiTheme="majorHAnsi" w:cstheme="majorBidi" w:eastAsiaTheme="majorEastAsia" w:hAnsiTheme="majorHAnsi"/>
+      <w:color w:themeColor="accent1" w:themeShade="BF" w:val="0F4761"/>
+      <w:sz w:val="32"/>
+      <w:szCs w:val="32"/>
+    </w:rPr>
+  </w:style>
+  <w:style w:styleId="Heading3" w:type="paragraph">
+    <w:name w:val="heading 3"/>
     <w:basedOn w:val="Normal"/>
     <w:next w:val="BodyText"/>
+    <w:link w:val="Heading3Char"/>
     <w:uiPriority w:val="9"/>
+    <w:semiHidden/>
     <w:unhideWhenUsed/>
     <w:qFormat/>
+    <w:rsid w:val="00A10FD9"/>
     <w:pPr>
       <w:keepNext/>
       <w:keepLines/>
-      <w:spacing w:before="200" w:after="0"/>
+      <w:spacing w:after="80" w:before="160"/>
       <w:outlineLvl w:val="2"/>
     </w:pPr>
     <w:rPr>
-      <w:rFonts w:asciiTheme="majorHAnsi" w:eastAsiaTheme="majorEastAsia" w:hAnsiTheme="majorHAnsi" w:cstheme="majorBidi"/>
-      <w:b/>
-      <w:bCs/>
-      <w:color w:val="4F81BD" w:themeColor="accent1"/>
-      <w:sz w:val="24"/>
-      <w:szCs w:val="24"/>
-    </w:rPr>
-  </w:style>
-  <w:style w:type="paragraph" w:styleId="Heading4">
-    <w:name w:val="Heading 4"/>
+      <w:rFonts w:cstheme="majorBidi" w:eastAsiaTheme="majorEastAsia"/>
+      <w:color w:themeColor="accent1" w:themeShade="BF" w:val="0F4761"/>
+      <w:sz w:val="28"/>
+      <w:szCs w:val="28"/>
+    </w:rPr>
+  </w:style>
+  <w:style w:styleId="Heading4" w:type="paragraph">
+    <w:name w:val="heading 4"/>
     <w:basedOn w:val="Normal"/>
     <w:next w:val="BodyText"/>
+    <w:link w:val="Heading4Char"/>
     <w:uiPriority w:val="9"/>
+    <w:semiHidden/>
     <w:unhideWhenUsed/>
     <w:qFormat/>
+    <w:rsid w:val="00A10FD9"/>
     <w:pPr>
       <w:keepNext/>
       <w:keepLines/>
-      <w:spacing w:before="200" w:after="0"/>
+      <w:spacing w:after="40" w:before="80"/>
       <w:outlineLvl w:val="3"/>
     </w:pPr>
     <w:rPr>
-      <w:rFonts w:asciiTheme="majorHAnsi" w:eastAsiaTheme="majorEastAsia" w:hAnsiTheme="majorHAnsi" w:cstheme="majorBidi"/>
+      <w:rFonts w:cstheme="majorBidi" w:eastAsiaTheme="majorEastAsia"/>
       <w:i/>
-      <w:bCs/>
-      <w:color w:val="4F81BD" w:themeColor="accent1"/>
-      <w:sz w:val="24"/>
-      <w:szCs w:val="24"/>
-    </w:rPr>
-  </w:style>
-  <w:style w:type="paragraph" w:styleId="Heading5">
-    <w:name w:val="Heading 5"/>
+      <w:iCs/>
+      <w:color w:themeColor="accent1" w:themeShade="BF" w:val="0F4761"/>
+    </w:rPr>
+  </w:style>
+  <w:style w:styleId="Heading5" w:type="paragraph">
+    <w:name w:val="heading 5"/>
     <w:basedOn w:val="Normal"/>
     <w:next w:val="BodyText"/>
+    <w:link w:val="Heading5Char"/>
     <w:uiPriority w:val="9"/>
+    <w:semiHidden/>
     <w:unhideWhenUsed/>
     <w:qFormat/>
+    <w:rsid w:val="00A10FD9"/>
     <w:pPr>
       <w:keepNext/>
       <w:keepLines/>
-      <w:spacing w:before="200" w:after="0"/>
+      <w:spacing w:after="40" w:before="80"/>
       <w:outlineLvl w:val="4"/>
     </w:pPr>
     <w:rPr>
-      <w:rFonts w:asciiTheme="majorHAnsi" w:eastAsiaTheme="majorEastAsia" w:hAnsiTheme="majorHAnsi" w:cstheme="majorBidi"/>
-      <w:iCs/>
-      <w:color w:val="4F81BD" w:themeColor="accent1"/>
-      <w:sz w:val="24"/>
-      <w:szCs w:val="24"/>
-    </w:rPr>
-  </w:style>
-  <w:style w:type="paragraph" w:styleId="Heading6">
-    <w:name w:val="Heading 6"/>
+      <w:rFonts w:cstheme="majorBidi" w:eastAsiaTheme="majorEastAsia"/>
+      <w:color w:themeColor="accent1" w:themeShade="BF" w:val="0F4761"/>
+    </w:rPr>
+  </w:style>
+  <w:style w:styleId="Heading6" w:type="paragraph">
+    <w:name w:val="heading 6"/>
     <w:basedOn w:val="Normal"/>
     <w:next w:val="BodyText"/>
+    <w:link w:val="Heading6Char"/>
     <w:uiPriority w:val="9"/>
+    <w:semiHidden/>
     <w:unhideWhenUsed/>
     <w:qFormat/>
+    <w:rsid w:val="00A10FD9"/>
     <w:pPr>
       <w:keepNext/>
       <w:keepLines/>
-      <w:spacing w:before="200" w:after="0"/>
+      <w:spacing w:after="0" w:before="40"/>
       <w:outlineLvl w:val="5"/>
     </w:pPr>
     <w:rPr>
-      <w:rFonts w:asciiTheme="majorHAnsi" w:eastAsiaTheme="majorEastAsia" w:hAnsiTheme="majorHAnsi" w:cstheme="majorBidi"/>
-      <w:color w:val="4F81BD" w:themeColor="accent1"/>
-      <w:sz w:val="24"/>
-      <w:szCs w:val="24"/>
-    </w:rPr>
-  </w:style>
-  <w:style w:type="paragraph" w:styleId="Heading7">
-    <w:name w:val="Heading 7"/>
+      <w:rFonts w:cstheme="majorBidi" w:eastAsiaTheme="majorEastAsia"/>
+      <w:i/>
+      <w:iCs/>
+      <w:color w:themeColor="text1" w:themeTint="A6" w:val="595959"/>
+    </w:rPr>
+  </w:style>
+  <w:style w:styleId="Heading7" w:type="paragraph">
+    <w:name w:val="heading 7"/>
     <w:basedOn w:val="Normal"/>
     <w:next w:val="BodyText"/>
+    <w:link w:val="Heading7Char"/>
     <w:uiPriority w:val="9"/>
+    <w:semiHidden/>
     <w:unhideWhenUsed/>
     <w:qFormat/>
+    <w:rsid w:val="00A10FD9"/>
     <w:pPr>
       <w:keepNext/>
       <w:keepLines/>
-      <w:spacing w:before="200" w:after="0"/>
+      <w:spacing w:after="0" w:before="40"/>
       <w:outlineLvl w:val="6"/>
     </w:pPr>
     <w:rPr>
-      <w:rFonts w:asciiTheme="majorHAnsi" w:eastAsiaTheme="majorEastAsia" w:hAnsiTheme="majorHAnsi" w:cstheme="majorBidi"/>
-      <w:color w:val="4F81BD" w:themeColor="accent1"/>
-      <w:sz w:val="24"/>
-      <w:szCs w:val="24"/>
-    </w:rPr>
-  </w:style>
-  <w:style w:type="paragraph" w:styleId="Heading8">
-    <w:name w:val="Heading 8"/>
+      <w:rFonts w:cstheme="majorBidi" w:eastAsiaTheme="majorEastAsia"/>
+      <w:color w:themeColor="text1" w:themeTint="A6" w:val="595959"/>
+    </w:rPr>
+  </w:style>
+  <w:style w:styleId="Heading8" w:type="paragraph">
+    <w:name w:val="heading 8"/>
     <w:basedOn w:val="Normal"/>
     <w:next w:val="BodyText"/>
+    <w:link w:val="Heading8Char"/>
     <w:uiPriority w:val="9"/>
+    <w:semiHidden/>
     <w:unhideWhenUsed/>
     <w:qFormat/>
+    <w:rsid w:val="00A10FD9"/>
     <w:pPr>
       <w:keepNext/>
       <w:keepLines/>
-      <w:spacing w:before="200" w:after="0"/>
+      <w:spacing w:after="0"/>
       <w:outlineLvl w:val="7"/>
     </w:pPr>
     <w:rPr>
-      <w:rFonts w:asciiTheme="majorHAnsi" w:eastAsiaTheme="majorEastAsia" w:hAnsiTheme="majorHAnsi" w:cstheme="majorBidi"/>
-      <w:color w:val="4F81BD" w:themeColor="accent1"/>
-      <w:sz w:val="24"/>
-      <w:szCs w:val="24"/>
-    </w:rPr>
-  </w:style>
-  <w:style w:type="paragraph" w:styleId="Heading9">
-    <w:name w:val="Heading 9"/>
+      <w:rFonts w:cstheme="majorBidi" w:eastAsiaTheme="majorEastAsia"/>
+      <w:i/>
+      <w:iCs/>
+      <w:color w:themeColor="text1" w:themeTint="D8" w:val="272727"/>
+    </w:rPr>
+  </w:style>
+  <w:style w:styleId="Heading9" w:type="paragraph">
+    <w:name w:val="heading 9"/>
     <w:basedOn w:val="Normal"/>
     <w:next w:val="BodyText"/>
+    <w:link w:val="Heading9Char"/>
     <w:uiPriority w:val="9"/>
+    <w:semiHidden/>
     <w:unhideWhenUsed/>
     <w:qFormat/>
+    <w:rsid w:val="00A10FD9"/>
     <w:pPr>
       <w:keepNext/>
       <w:keepLines/>
-      <w:spacing w:before="200" w:after="0"/>
+      <w:spacing w:after="0"/>
       <w:outlineLvl w:val="8"/>
     </w:pPr>
     <w:rPr>
-      <w:rFonts w:asciiTheme="majorHAnsi" w:eastAsiaTheme="majorEastAsia" w:hAnsiTheme="majorHAnsi" w:cstheme="majorBidi"/>
-      <w:color w:val="4F81BD" w:themeColor="accent1"/>
-      <w:sz w:val="24"/>
-      <w:szCs w:val="24"/>
-    </w:rPr>
-  </w:style>
-  <w:style w:type="paragraph" w:styleId="BlockText">
+      <w:rFonts w:cstheme="majorBidi" w:eastAsiaTheme="majorEastAsia"/>
+      <w:color w:themeColor="text1" w:themeTint="D8" w:val="272727"/>
+    </w:rPr>
+  </w:style>
+  <w:style w:customStyle="1" w:styleId="Heading1Char" w:type="character">
+    <w:name w:val="Heading 1 Char"/>
+    <w:basedOn w:val="DefaultParagraphFont"/>
+    <w:link w:val="Heading1"/>
+    <w:uiPriority w:val="9"/>
+    <w:rsid w:val="00A10FD9"/>
+    <w:rPr>
+      <w:rFonts w:asciiTheme="majorHAnsi" w:cstheme="majorBidi" w:eastAsiaTheme="majorEastAsia" w:hAnsiTheme="majorHAnsi"/>
+      <w:color w:themeColor="accent1" w:themeShade="BF" w:val="0F4761"/>
+      <w:sz w:val="40"/>
+      <w:szCs w:val="40"/>
+    </w:rPr>
+  </w:style>
+  <w:style w:customStyle="1" w:styleId="Heading2Char" w:type="character">
+    <w:name w:val="Heading 2 Char"/>
+    <w:basedOn w:val="DefaultParagraphFont"/>
+    <w:link w:val="Heading2"/>
+    <w:uiPriority w:val="9"/>
+    <w:semiHidden/>
+    <w:rsid w:val="00A10FD9"/>
+    <w:rPr>
+      <w:rFonts w:asciiTheme="majorHAnsi" w:cstheme="majorBidi" w:eastAsiaTheme="majorEastAsia" w:hAnsiTheme="majorHAnsi"/>
+      <w:color w:themeColor="accent1" w:themeShade="BF" w:val="0F4761"/>
+      <w:sz w:val="32"/>
+      <w:szCs w:val="32"/>
+    </w:rPr>
+  </w:style>
+  <w:style w:customStyle="1" w:styleId="Heading3Char" w:type="character">
+    <w:name w:val="Heading 3 Char"/>
+    <w:basedOn w:val="DefaultParagraphFont"/>
+    <w:link w:val="Heading3"/>
+    <w:uiPriority w:val="9"/>
+    <w:semiHidden/>
+    <w:rsid w:val="00A10FD9"/>
+    <w:rPr>
+      <w:rFonts w:cstheme="majorBidi" w:eastAsiaTheme="majorEastAsia"/>
+      <w:color w:themeColor="accent1" w:themeShade="BF" w:val="0F4761"/>
+      <w:sz w:val="28"/>
+      <w:szCs w:val="28"/>
+    </w:rPr>
+  </w:style>
+  <w:style w:customStyle="1" w:styleId="Heading4Char" w:type="character">
+    <w:name w:val="Heading 4 Char"/>
+    <w:basedOn w:val="DefaultParagraphFont"/>
+    <w:link w:val="Heading4"/>
+    <w:uiPriority w:val="9"/>
+    <w:semiHidden/>
+    <w:rsid w:val="00A10FD9"/>
+    <w:rPr>
+      <w:rFonts w:cstheme="majorBidi" w:eastAsiaTheme="majorEastAsia"/>
+      <w:i/>
+      <w:iCs/>
+      <w:color w:themeColor="accent1" w:themeShade="BF" w:val="0F4761"/>
+    </w:rPr>
+  </w:style>
+  <w:style w:customStyle="1" w:styleId="Heading5Char" w:type="character">
+    <w:name w:val="Heading 5 Char"/>
+    <w:basedOn w:val="DefaultParagraphFont"/>
+    <w:link w:val="Heading5"/>
+    <w:uiPriority w:val="9"/>
+    <w:semiHidden/>
+    <w:rsid w:val="00A10FD9"/>
+    <w:rPr>
+      <w:rFonts w:cstheme="majorBidi" w:eastAsiaTheme="majorEastAsia"/>
+      <w:color w:themeColor="accent1" w:themeShade="BF" w:val="0F4761"/>
+    </w:rPr>
+  </w:style>
+  <w:style w:customStyle="1" w:styleId="Heading6Char" w:type="character">
+    <w:name w:val="Heading 6 Char"/>
+    <w:basedOn w:val="DefaultParagraphFont"/>
+    <w:link w:val="Heading6"/>
+    <w:uiPriority w:val="9"/>
+    <w:semiHidden/>
+    <w:rsid w:val="00A10FD9"/>
+    <w:rPr>
+      <w:rFonts w:cstheme="majorBidi" w:eastAsiaTheme="majorEastAsia"/>
+      <w:i/>
+      <w:iCs/>
+      <w:color w:themeColor="text1" w:themeTint="A6" w:val="595959"/>
+    </w:rPr>
+  </w:style>
+  <w:style w:customStyle="1" w:styleId="Heading7Char" w:type="character">
+    <w:name w:val="Heading 7 Char"/>
+    <w:basedOn w:val="DefaultParagraphFont"/>
+    <w:link w:val="Heading7"/>
+    <w:uiPriority w:val="9"/>
+    <w:semiHidden/>
+    <w:rsid w:val="00A10FD9"/>
+    <w:rPr>
+      <w:rFonts w:cstheme="majorBidi" w:eastAsiaTheme="majorEastAsia"/>
+      <w:color w:themeColor="text1" w:themeTint="A6" w:val="595959"/>
+    </w:rPr>
+  </w:style>
+  <w:style w:customStyle="1" w:styleId="Heading8Char" w:type="character">
+    <w:name w:val="Heading 8 Char"/>
+    <w:basedOn w:val="DefaultParagraphFont"/>
+    <w:link w:val="Heading8"/>
+    <w:uiPriority w:val="9"/>
+    <w:semiHidden/>
+    <w:rsid w:val="00A10FD9"/>
+    <w:rPr>
+      <w:rFonts w:cstheme="majorBidi" w:eastAsiaTheme="majorEastAsia"/>
+      <w:i/>
+      <w:iCs/>
+      <w:color w:themeColor="text1" w:themeTint="D8" w:val="272727"/>
+    </w:rPr>
+  </w:style>
+  <w:style w:customStyle="1" w:styleId="Heading9Char" w:type="character">
+    <w:name w:val="Heading 9 Char"/>
+    <w:basedOn w:val="DefaultParagraphFont"/>
+    <w:link w:val="Heading9"/>
+    <w:uiPriority w:val="9"/>
+    <w:semiHidden/>
+    <w:rsid w:val="00A10FD9"/>
+    <w:rPr>
+      <w:rFonts w:cstheme="majorBidi" w:eastAsiaTheme="majorEastAsia"/>
+      <w:color w:themeColor="text1" w:themeTint="D8" w:val="272727"/>
+    </w:rPr>
+  </w:style>
+  <w:style w:styleId="BlockText" w:type="paragraph">
     <w:name w:val="Block Text"/>
     <w:basedOn w:val="BodyText"/>
     <w:next w:val="BodyText"/>
@@ -2078,11 +2235,11 @@
     <w:unhideWhenUsed/>
     <w:qFormat/>
     <w:pPr>
-      <w:spacing w:before="100" w:after="100"/>
+      <w:spacing w:after="100" w:before="100"/>
       <w:ind w:firstLine="0" w:left="480" w:right="480"/>
     </w:pPr>
   </w:style>
-  <w:style w:type="paragraph" w:styleId="FootnoteText">
+  <w:style w:styleId="FootnoteText" w:type="paragraph">
     <w:name w:val="Footnote Text"/>
     <w:basedOn w:val="Normal"/>
     <w:next w:val="FootnoteText"/>
@@ -2090,28 +2247,48 @@
     <w:unhideWhenUsed/>
     <w:qFormat/>
   </w:style>
-  <w:style w:type="character" w:default="1" w:styleId="DefaultParagraphFont">
+  <w:style w:styleId="FootnoteBlockText" w:type="paragraph">
+    <w:name w:val="Footnote Block Text"/>
+    <w:basedOn w:val="FootnoteText"/>
+    <w:next w:val="FootnoteText"/>
+    <w:uiPriority w:val="9"/>
+    <w:unhideWhenUsed/>
+    <w:qFormat/>
+    <w:pPr>
+      <w:spacing w:after="100" w:before="100"/>
+      <w:ind w:firstLine="0" w:left="480" w:right="480"/>
+    </w:pPr>
+  </w:style>
+  <w:style w:default="1" w:styleId="DefaultParagraphFont" w:type="character">
     <w:name w:val="Default Paragraph Font"/>
     <w:semiHidden/>
     <w:unhideWhenUsed/>
   </w:style>
-  <w:style w:type="table" w:default="1" w:styleId="Table">
+  <w:style w:default="1" w:styleId="Table" w:type="table">
     <w:name w:val="Table"/>
     <w:basedOn w:val="TableNormal"/>
     <w:semiHidden/>
     <w:unhideWhenUsed/>
     <w:qFormat/>
     <w:tblPr>
-      <w:tblInd w:w="0" w:type="dxa"/>
+      <w:tblInd w:type="dxa" w:w="0"/>
       <w:tblCellMar>
-        <w:top w:w="0" w:type="dxa"/>
-        <w:left w:w="108" w:type="dxa"/>
-        <w:bottom w:w="0" w:type="dxa"/>
-        <w:right w:w="108" w:type="dxa"/>
+        <w:top w:type="dxa" w:w="0"/>
+        <w:left w:type="dxa" w:w="108"/>
+        <w:bottom w:type="dxa" w:w="0"/>
+        <w:right w:type="dxa" w:w="108"/>
       </w:tblCellMar>
     </w:tblPr>
-  </w:style>
-  <w:style w:type="paragraph" w:customStyle="1" w:styleId="DefinitionTerm">
+    <w:tblStylePr w:type="firstRow">
+      <w:tcPr>
+        <w:tcBorders>
+          <w:bottom w:val="single"/>
+        </w:tcBorders>
+        <w:vAlign w:val="bottom"/>
+      </w:tcPr>
+    </w:tblStylePr>
+  </w:style>
+  <w:style w:customStyle="1" w:styleId="DefinitionTerm" w:type="paragraph">
     <w:name w:val="Definition Term"/>
     <w:basedOn w:val="Normal"/>
     <w:next w:val="Definition"/>
@@ -2124,49 +2301,49 @@
       <w:b/>
     </w:rPr>
   </w:style>
-  <w:style w:type="paragraph" w:customStyle="1" w:styleId="Definition">
+  <w:style w:customStyle="1" w:styleId="Definition" w:type="paragraph">
     <w:name w:val="Definition"/>
     <w:basedOn w:val="Normal"/>
   </w:style>
-  <w:style w:type="paragraph" w:styleId="Caption">
+  <w:style w:styleId="Caption" w:type="paragraph">
     <w:name w:val="Caption"/>
     <w:basedOn w:val="Normal"/>
     <w:link w:val="BodyTextChar"/>
     <w:pPr>
-      <w:spacing w:before="0" w:after="120"/>
+      <w:spacing w:after="120" w:before="0"/>
     </w:pPr>
     <w:rPr>
       <w:i/>
     </w:rPr>
   </w:style>
-  <w:style w:type="paragraph" w:customStyle="1" w:styleId="TableCaption">
+  <w:style w:customStyle="1" w:styleId="TableCaption" w:type="paragraph">
     <w:name w:val="Table Caption"/>
     <w:basedOn w:val="Caption"/>
     <w:pPr>
       <w:keepNext/>
     </w:pPr>
   </w:style>
-  <w:style w:type="paragraph" w:customStyle="1" w:styleId="ImageCaption">
+  <w:style w:customStyle="1" w:styleId="ImageCaption" w:type="paragraph">
     <w:name w:val="Image Caption"/>
     <w:basedOn w:val="Caption"/>
   </w:style>
-  <w:style w:type="paragraph" w:customStyle="1" w:styleId="Figure">
+  <w:style w:customStyle="1" w:styleId="Figure" w:type="paragraph">
     <w:name w:val="Figure"/>
     <w:basedOn w:val="Normal"/>
   </w:style>
-  <w:style w:type="paragraph" w:customStyle="1" w:styleId="CaptionedFigure">
+  <w:style w:customStyle="1" w:styleId="CaptionedFigure" w:type="paragraph">
     <w:name w:val="Captioned Figure"/>
     <w:basedOn w:val="Figure"/>
     <w:pPr>
       <w:keepNext/>
     </w:pPr>
   </w:style>
-  <w:style w:type="character" w:customStyle="1" w:styleId="BodyTextChar">
+  <w:style w:customStyle="1" w:styleId="BodyTextChar" w:type="character">
     <w:name w:val="Body Text Char"/>
     <w:basedOn w:val="DefaultParagraphFont"/>
     <w:link w:val="BodyText"/>
   </w:style>
-  <w:style w:type="character" w:customStyle="1" w:styleId="VerbatimChar">
+  <w:style w:customStyle="1" w:styleId="VerbatimChar" w:type="character">
     <w:name w:val="Verbatim Char"/>
     <w:basedOn w:val="BodyTextChar"/>
     <w:rPr>
@@ -2174,21 +2351,25 @@
       <w:sz w:val="22"/>
     </w:rPr>
   </w:style>
-  <w:style w:type="character" w:styleId="FootnoteReference">
+  <w:style w:customStyle="1" w:styleId="SectionNumber" w:type="character">
+    <w:name w:val="Section Number"/>
+    <w:basedOn w:val="BodyTextChar"/>
+  </w:style>
+  <w:style w:styleId="FootnoteReference" w:type="character">
     <w:name w:val="Footnote Reference"/>
     <w:basedOn w:val="BodyTextChar"/>
     <w:rPr>
       <w:vertAlign w:val="superscript"/>
     </w:rPr>
   </w:style>
-  <w:style w:type="character" w:styleId="Hyperlink">
+  <w:style w:styleId="Hyperlink" w:type="character">
     <w:name w:val="Hyperlink"/>
     <w:basedOn w:val="BodyTextChar"/>
     <w:rPr>
-      <w:color w:val="4F81BD" w:themeColor="accent1"/>
-    </w:rPr>
-  </w:style>
-  <w:style w:type="paragraph" w:styleId="TOCHeading">
+      <w:color w:themeColor="accent1" w:val="4F81BD"/>
+    </w:rPr>
+  </w:style>
+  <w:style w:styleId="TOCHeading" w:type="paragraph">
     <w:name w:val="TOC Heading"/>
     <w:basedOn w:val="Heading1"/>
     <w:next w:val="BodyText"/>
@@ -2200,10 +2381,10 @@
       <w:outlineLvl w:val="9"/>
     </w:pPr>
     <w:rPr>
-      <w:rFonts w:asciiTheme="majorHAnsi" w:eastAsiaTheme="majorEastAsia" w:hAnsiTheme="majorHAnsi" w:cstheme="majorBidi"/>
+      <w:rFonts w:asciiTheme="majorHAnsi" w:cstheme="majorBidi" w:eastAsiaTheme="majorEastAsia" w:hAnsiTheme="majorHAnsi"/>
       <w:b w:val="0"/>
       <w:bCs w:val="0"/>
-      <w:color w:val="365F91" w:themeColor="accent1" w:themeShade="BF"/>
+      <w:color w:themeColor="accent1" w:themeShade="BF" w:val="365F91"/>
     </w:rPr>
   </w:style>
   <w:style w:type="paragraph" w:customStyle="1" w:styleId="SourceCode">
@@ -2218,8 +2399,8 @@
     <w:name w:val="KeywordTok"/>
     <w:basedOn w:val="VerbatimChar"/>
     <w:rPr>
+      <w:b/>
       <w:color w:val="007020"/>
-      <w:b/>
     </w:rPr>
   </w:style>
   <w:style w:type="character" w:customStyle="1" w:styleId="DataTypeTok">
@@ -2295,40 +2476,43 @@
   <w:style w:type="character" w:customStyle="1" w:styleId="ImportTok">
     <w:name w:val="ImportTok"/>
     <w:basedOn w:val="VerbatimChar"/>
-    <w:rPr/>
+    <w:rPr>
+      <w:b/>
+      <w:color w:val="008000"/>
+    </w:rPr>
   </w:style>
   <w:style w:type="character" w:customStyle="1" w:styleId="CommentTok">
     <w:name w:val="CommentTok"/>
     <w:basedOn w:val="VerbatimChar"/>
     <w:rPr>
+      <w:i/>
       <w:color w:val="60a0b0"/>
-      <w:i/>
     </w:rPr>
   </w:style>
   <w:style w:type="character" w:customStyle="1" w:styleId="DocumentationTok">
     <w:name w:val="DocumentationTok"/>
     <w:basedOn w:val="VerbatimChar"/>
     <w:rPr>
+      <w:i/>
       <w:color w:val="ba2121"/>
-      <w:i/>
     </w:rPr>
   </w:style>
   <w:style w:type="character" w:customStyle="1" w:styleId="AnnotationTok">
     <w:name w:val="AnnotationTok"/>
     <w:basedOn w:val="VerbatimChar"/>
     <w:rPr>
-      <w:color w:val="60a0b0"/>
       <w:b/>
       <w:i/>
+      <w:color w:val="60a0b0"/>
     </w:rPr>
   </w:style>
   <w:style w:type="character" w:customStyle="1" w:styleId="CommentVarTok">
     <w:name w:val="CommentVarTok"/>
     <w:basedOn w:val="VerbatimChar"/>
     <w:rPr>
-      <w:color w:val="60a0b0"/>
       <w:b/>
       <w:i/>
+      <w:color w:val="60a0b0"/>
     </w:rPr>
   </w:style>
   <w:style w:type="character" w:customStyle="1" w:styleId="OtherTok">
@@ -2356,8 +2540,8 @@
     <w:name w:val="ControlFlowTok"/>
     <w:basedOn w:val="VerbatimChar"/>
     <w:rPr>
+      <w:b/>
       <w:color w:val="007020"/>
-      <w:b/>
     </w:rPr>
   </w:style>
   <w:style w:type="character" w:customStyle="1" w:styleId="OperatorTok">
@@ -2370,7 +2554,9 @@
   <w:style w:type="character" w:customStyle="1" w:styleId="BuiltInTok">
     <w:name w:val="BuiltInTok"/>
     <w:basedOn w:val="VerbatimChar"/>
-    <w:rPr/>
+    <w:rPr>
+      <w:color w:val="008000"/>
+    </w:rPr>
   </w:style>
   <w:style w:type="character" w:customStyle="1" w:styleId="ExtensionTok">
     <w:name w:val="ExtensionTok"/>
@@ -2400,34 +2586,34 @@
     <w:name w:val="InformationTok"/>
     <w:basedOn w:val="VerbatimChar"/>
     <w:rPr>
-      <w:color w:val="60a0b0"/>
       <w:b/>
       <w:i/>
+      <w:color w:val="60a0b0"/>
     </w:rPr>
   </w:style>
   <w:style w:type="character" w:customStyle="1" w:styleId="WarningTok">
     <w:name w:val="WarningTok"/>
     <w:basedOn w:val="VerbatimChar"/>
     <w:rPr>
-      <w:color w:val="60a0b0"/>
       <w:b/>
       <w:i/>
+      <w:color w:val="60a0b0"/>
     </w:rPr>
   </w:style>
   <w:style w:type="character" w:customStyle="1" w:styleId="AlertTok">
     <w:name w:val="AlertTok"/>
     <w:basedOn w:val="VerbatimChar"/>
     <w:rPr>
+      <w:b/>
       <w:color w:val="ff0000"/>
-      <w:b/>
     </w:rPr>
   </w:style>
   <w:style w:type="character" w:customStyle="1" w:styleId="ErrorTok">
     <w:name w:val="ErrorTok"/>
     <w:basedOn w:val="VerbatimChar"/>
     <w:rPr>
+      <w:b/>
       <w:color w:val="ff0000"/>
-      <w:b/>
     </w:rPr>
   </w:style>
   <w:style w:type="character" w:customStyle="1" w:styleId="NormalTok">
@@ -2449,44 +2635,44 @@
         <a:sysClr val="window" lastClr="FFFFFF"/>
       </a:lt1>
       <a:dk2>
-        <a:srgbClr val="1F497D"/>
+        <a:srgbClr val="0E2841"/>
       </a:dk2>
       <a:lt2>
-        <a:srgbClr val="EEECE1"/>
+        <a:srgbClr val="E8E8E8"/>
       </a:lt2>
       <a:accent1>
-        <a:srgbClr val="4F81BD"/>
+        <a:srgbClr val="156082"/>
       </a:accent1>
       <a:accent2>
-        <a:srgbClr val="C0504D"/>
+        <a:srgbClr val="E97132"/>
       </a:accent2>
       <a:accent3>
-        <a:srgbClr val="9BBB59"/>
+        <a:srgbClr val="196B24"/>
       </a:accent3>
       <a:accent4>
-        <a:srgbClr val="8064A2"/>
+        <a:srgbClr val="0F9ED5"/>
       </a:accent4>
       <a:accent5>
-        <a:srgbClr val="4BACC6"/>
+        <a:srgbClr val="A02B93"/>
       </a:accent5>
       <a:accent6>
-        <a:srgbClr val="F79646"/>
+        <a:srgbClr val="4EA72E"/>
       </a:accent6>
       <a:hlink>
-        <a:srgbClr val="0000FF"/>
+        <a:srgbClr val="467886"/>
       </a:hlink>
       <a:folHlink>
-        <a:srgbClr val="800080"/>
+        <a:srgbClr val="96607D"/>
       </a:folHlink>
     </a:clrScheme>
     <a:fontScheme name="Office">
       <a:majorFont>
-        <a:latin typeface="Calibri"/>
+        <a:latin typeface="Aptos Display" panose="02110004020202020204"/>
         <a:ea typeface=""/>
         <a:cs typeface=""/>
-        <a:font script="Jpan" typeface="ＭＳ ゴシック"/>
+        <a:font script="Jpan" typeface="游ゴシック Light"/>
         <a:font script="Hang" typeface="맑은 고딕"/>
-        <a:font script="Hans" typeface="宋体"/>
+        <a:font script="Hans" typeface="等线 Light"/>
         <a:font script="Hant" typeface="新細明體"/>
         <a:font script="Arab" typeface="Times New Roman"/>
         <a:font script="Hebr" typeface="Times New Roman"/>
@@ -2513,14 +2699,32 @@
         <a:font script="Mong" typeface="Mongolian Baiti"/>
         <a:font script="Viet" typeface="Times New Roman"/>
         <a:font script="Uigh" typeface="Microsoft Uighur"/>
+        <a:font script="Geor" typeface="Sylfaen"/>
+        <a:font script="Armn" typeface="Arial"/>
+        <a:font script="Bugi" typeface="Leelawadee UI"/>
+        <a:font script="Bopo" typeface="Microsoft JhengHei"/>
+        <a:font script="Java" typeface="Javanese Text"/>
+        <a:font script="Lisu" typeface="Segoe UI"/>
+        <a:font script="Mymr" typeface="Myanmar Text"/>
+        <a:font script="Nkoo" typeface="Ebrima"/>
+        <a:font script="Olck" typeface="Nirmala UI"/>
+        <a:font script="Osma" typeface="Ebrima"/>
+        <a:font script="Phag" typeface="Phagspa"/>
+        <a:font script="Syrn" typeface="Estrangelo Edessa"/>
+        <a:font script="Syrj" typeface="Estrangelo Edessa"/>
+        <a:font script="Syre" typeface="Estrangelo Edessa"/>
+        <a:font script="Sora" typeface="Nirmala UI"/>
+        <a:font script="Tale" typeface="Microsoft Tai Le"/>
+        <a:font script="Talu" typeface="Microsoft New Tai Lue"/>
+        <a:font script="Tfng" typeface="Ebrima"/>
       </a:majorFont>
       <a:minorFont>
-        <a:latin typeface="Cambria"/>
+        <a:latin typeface="Aptos" panose="02110004020202020204"/>
         <a:ea typeface=""/>
         <a:cs typeface=""/>
-        <a:font script="Jpan" typeface="ＭＳ 明朝"/>
+        <a:font script="Jpan" typeface="游明朝"/>
         <a:font script="Hang" typeface="맑은 고딕"/>
-        <a:font script="Hans" typeface="宋体"/>
+        <a:font script="Hans" typeface="等线"/>
         <a:font script="Hant" typeface="新細明體"/>
         <a:font script="Arab" typeface="Arial"/>
         <a:font script="Hebr" typeface="Arial"/>
@@ -2547,6 +2751,24 @@
         <a:font script="Mong" typeface="Mongolian Baiti"/>
         <a:font script="Viet" typeface="Arial"/>
         <a:font script="Uigh" typeface="Microsoft Uighur"/>
+        <a:font script="Geor" typeface="Sylfaen"/>
+        <a:font script="Armn" typeface="Arial"/>
+        <a:font script="Bugi" typeface="Leelawadee UI"/>
+        <a:font script="Bopo" typeface="Microsoft JhengHei"/>
+        <a:font script="Java" typeface="Javanese Text"/>
+        <a:font script="Lisu" typeface="Segoe UI"/>
+        <a:font script="Mymr" typeface="Myanmar Text"/>
+        <a:font script="Nkoo" typeface="Ebrima"/>
+        <a:font script="Olck" typeface="Nirmala UI"/>
+        <a:font script="Osma" typeface="Ebrima"/>
+        <a:font script="Phag" typeface="Phagspa"/>
+        <a:font script="Syrn" typeface="Estrangelo Edessa"/>
+        <a:font script="Syrj" typeface="Estrangelo Edessa"/>
+        <a:font script="Syre" typeface="Estrangelo Edessa"/>
+        <a:font script="Sora" typeface="Nirmala UI"/>
+        <a:font script="Tale" typeface="Microsoft Tai Le"/>
+        <a:font script="Talu" typeface="Microsoft New Tai Lue"/>
+        <a:font script="Tfng" typeface="Ebrima"/>
       </a:minorFont>
     </a:fontScheme>
     <a:fmtScheme name="Office">
@@ -2558,200 +2780,141 @@
           <a:gsLst>
             <a:gs pos="0">
               <a:schemeClr val="phClr">
-                <a:tint val="50000"/>
-                <a:satMod val="300000"/>
+                <a:lumMod val="110000"/>
+                <a:satMod val="105000"/>
+                <a:tint val="67000"/>
               </a:schemeClr>
             </a:gs>
-            <a:gs pos="35000">
+            <a:gs pos="50000">
               <a:schemeClr val="phClr">
-                <a:tint val="37000"/>
-                <a:satMod val="300000"/>
+                <a:lumMod val="105000"/>
+                <a:satMod val="103000"/>
+                <a:tint val="73000"/>
               </a:schemeClr>
             </a:gs>
             <a:gs pos="100000">
               <a:schemeClr val="phClr">
-                <a:tint val="15000"/>
-                <a:satMod val="350000"/>
+                <a:lumMod val="105000"/>
+                <a:satMod val="109000"/>
+                <a:tint val="81000"/>
               </a:schemeClr>
             </a:gs>
           </a:gsLst>
-          <a:lin ang="16200000" scaled="1"/>
+          <a:lin ang="5400000" scaled="0"/>
         </a:gradFill>
         <a:gradFill rotWithShape="1">
           <a:gsLst>
             <a:gs pos="0">
               <a:schemeClr val="phClr">
-                <a:tint val="100000"/>
+                <a:satMod val="103000"/>
+                <a:lumMod val="102000"/>
+                <a:tint val="94000"/>
+              </a:schemeClr>
+            </a:gs>
+            <a:gs pos="50000">
+              <a:schemeClr val="phClr">
+                <a:satMod val="110000"/>
+                <a:lumMod val="100000"/>
                 <a:shade val="100000"/>
-                <a:satMod val="130000"/>
               </a:schemeClr>
             </a:gs>
             <a:gs pos="100000">
               <a:schemeClr val="phClr">
-                <a:tint val="50000"/>
-                <a:shade val="100000"/>
-                <a:satMod val="350000"/>
+                <a:lumMod val="99000"/>
+                <a:satMod val="120000"/>
+                <a:shade val="78000"/>
               </a:schemeClr>
             </a:gs>
           </a:gsLst>
-          <a:lin ang="16200000" scaled="0"/>
+          <a:lin ang="5400000" scaled="0"/>
         </a:gradFill>
       </a:fillStyleLst>
       <a:lnStyleLst>
-        <a:ln w="9525" cap="flat" cmpd="sng" algn="ctr">
-          <a:solidFill>
-            <a:schemeClr val="phClr">
-              <a:shade val="95000"/>
-              <a:satMod val="105000"/>
-            </a:schemeClr>
-          </a:solidFill>
-          <a:prstDash val="solid"/>
-        </a:ln>
-        <a:ln w="25400" cap="flat" cmpd="sng" algn="ctr">
+        <a:ln w="6350" cap="flat" cmpd="sng" algn="ctr">
           <a:solidFill>
             <a:schemeClr val="phClr"/>
           </a:solidFill>
           <a:prstDash val="solid"/>
+          <a:miter lim="800000"/>
         </a:ln>
-        <a:ln w="38100" cap="flat" cmpd="sng" algn="ctr">
+        <a:ln w="12700" cap="flat" cmpd="sng" algn="ctr">
           <a:solidFill>
             <a:schemeClr val="phClr"/>
           </a:solidFill>
           <a:prstDash val="solid"/>
+          <a:miter lim="800000"/>
+        </a:ln>
+        <a:ln w="19050" cap="flat" cmpd="sng" algn="ctr">
+          <a:solidFill>
+            <a:schemeClr val="phClr"/>
+          </a:solidFill>
+          <a:prstDash val="solid"/>
+          <a:miter lim="800000"/>
         </a:ln>
       </a:lnStyleLst>
       <a:effectStyleLst>
         <a:effectStyle>
+          <a:effectLst/>
+        </a:effectStyle>
+        <a:effectStyle>
+          <a:effectLst/>
+        </a:effectStyle>
+        <a:effectStyle>
           <a:effectLst>
-            <a:outerShdw blurRad="40000" dist="20000" dir="5400000" rotWithShape="0">
+            <a:outerShdw blurRad="57150" dist="19050" dir="5400000" algn="ctr" rotWithShape="0">
               <a:srgbClr val="000000">
-                <a:alpha val="38000"/>
+                <a:alpha val="63000"/>
               </a:srgbClr>
             </a:outerShdw>
           </a:effectLst>
-        </a:effectStyle>
-        <a:effectStyle>
-          <a:effectLst>
-            <a:outerShdw blurRad="40000" dist="23000" dir="5400000" rotWithShape="0">
-              <a:srgbClr val="000000">
-                <a:alpha val="35000"/>
-              </a:srgbClr>
-            </a:outerShdw>
-          </a:effectLst>
-        </a:effectStyle>
-        <a:effectStyle>
-          <a:effectLst>
-            <a:outerShdw blurRad="40000" dist="23000" dir="5400000" rotWithShape="0">
-              <a:srgbClr val="000000">
-                <a:alpha val="35000"/>
-              </a:srgbClr>
-            </a:outerShdw>
-          </a:effectLst>
-          <a:scene3d>
-            <a:camera prst="orthographicFront">
-              <a:rot lat="0" lon="0" rev="0"/>
-            </a:camera>
-            <a:lightRig rig="threePt" dir="t">
-              <a:rot lat="0" lon="0" rev="1200000"/>
-            </a:lightRig>
-          </a:scene3d>
-          <a:sp3d>
-            <a:bevelT w="63500" h="25400"/>
-          </a:sp3d>
         </a:effectStyle>
       </a:effectStyleLst>
       <a:bgFillStyleLst>
         <a:solidFill>
           <a:schemeClr val="phClr"/>
         </a:solidFill>
+        <a:solidFill>
+          <a:schemeClr val="phClr">
+            <a:tint val="95000"/>
+            <a:satMod val="170000"/>
+          </a:schemeClr>
+        </a:solidFill>
         <a:gradFill rotWithShape="1">
           <a:gsLst>
             <a:gs pos="0">
               <a:schemeClr val="phClr">
-                <a:tint val="40000"/>
-                <a:satMod val="350000"/>
+                <a:tint val="93000"/>
+                <a:satMod val="150000"/>
+                <a:shade val="98000"/>
+                <a:lumMod val="102000"/>
               </a:schemeClr>
             </a:gs>
-            <a:gs pos="40000">
+            <a:gs pos="50000">
               <a:schemeClr val="phClr">
-                <a:tint val="45000"/>
-                <a:shade val="99000"/>
-                <a:satMod val="350000"/>
+                <a:tint val="98000"/>
+                <a:satMod val="130000"/>
+                <a:shade val="90000"/>
+                <a:lumMod val="103000"/>
               </a:schemeClr>
             </a:gs>
             <a:gs pos="100000">
               <a:schemeClr val="phClr">
-                <a:shade val="20000"/>
-                <a:satMod val="255000"/>
+                <a:shade val="63000"/>
+                <a:satMod val="120000"/>
               </a:schemeClr>
             </a:gs>
           </a:gsLst>
-          <a:path path="circle">
-            <a:fillToRect l="50000" t="-80000" r="50000" b="180000"/>
-          </a:path>
-        </a:gradFill>
-        <a:gradFill rotWithShape="1">
-          <a:gsLst>
-            <a:gs pos="0">
-              <a:schemeClr val="phClr">
-                <a:tint val="80000"/>
-                <a:satMod val="300000"/>
-              </a:schemeClr>
-            </a:gs>
-            <a:gs pos="100000">
-              <a:schemeClr val="phClr">
-                <a:shade val="30000"/>
-                <a:satMod val="200000"/>
-              </a:schemeClr>
-            </a:gs>
-          </a:gsLst>
-          <a:path path="circle">
-            <a:fillToRect l="50000" t="50000" r="50000" b="50000"/>
-          </a:path>
+          <a:lin ang="5400000" scaled="0"/>
         </a:gradFill>
       </a:bgFillStyleLst>
     </a:fmtScheme>
   </a:themeElements>
-  <a:objectDefaults>
-    <a:spDef>
-      <a:spPr/>
-      <a:bodyPr/>
-      <a:lstStyle/>
-      <a:style>
-        <a:lnRef idx="1">
-          <a:schemeClr val="accent1"/>
-        </a:lnRef>
-        <a:fillRef idx="3">
-          <a:schemeClr val="accent1"/>
-        </a:fillRef>
-        <a:effectRef idx="2">
-          <a:schemeClr val="accent1"/>
-        </a:effectRef>
-        <a:fontRef idx="minor">
-          <a:schemeClr val="lt1"/>
-        </a:fontRef>
-      </a:style>
-    </a:spDef>
-    <a:lnDef>
-      <a:spPr/>
-      <a:bodyPr/>
-      <a:lstStyle/>
-      <a:style>
-        <a:lnRef idx="2">
-          <a:schemeClr val="accent1"/>
-        </a:lnRef>
-        <a:fillRef idx="0">
-          <a:schemeClr val="accent1"/>
-        </a:fillRef>
-        <a:effectRef idx="1">
-          <a:schemeClr val="accent1"/>
-        </a:effectRef>
-        <a:fontRef idx="minor">
-          <a:schemeClr val="tx1"/>
-        </a:fontRef>
-      </a:style>
-    </a:lnDef>
-  </a:objectDefaults>
+  <a:objectDefaults/>
   <a:extraClrSchemeLst/>
+  <a:extLst>
+    <a:ext uri="{05A4C25C-085E-4340-85A3-A5531E510DB2}">
+      <thm15:themeFamily xmlns:thm15="http://schemas.microsoft.com/office/thememl/2012/main" name="Office Theme" id="{2E142A2C-CD16-42D6-873A-C26D2A0506FA}" vid="{1BDDFF52-6CD6-40A5-AB3C-68EB2F1E4D0A}"/>
+    </a:ext>
+  </a:extLst>
 </a:theme>
 </file>